--- a/Especializacion/Evaluaciones/2026-2/Fichas de evaluacion/11 - G-011 - Intranet CDS para atencion al cliente/1 - Ficha de preparacion.docx
+++ b/Especializacion/Evaluaciones/2026-2/Fichas de evaluacion/11 - G-011 - Intranet CDS para atencion al cliente/1 - Ficha de preparacion.docx
@@ -138,7 +138,25 @@
           <w:color w:val="2B2B2B"/>
           <w:sz w:val="22"/>
         </w:rPr>
-        <w:t>⚠️ ESTE GRUPO NO ENTREGÓ DOCUMENTOS. La carpeta de Drive del cronograma existe pero está VACÍA: cero archivos (ni trabajo de grado ni presentación), verificado el 15/08/2026 a las 07:21. No hay trabajo de grado que leer, no hay presentación que comparar y, por lo tanto, NO HAY BASE PARA CALIFICAR EL CRITERIO «COHERENCIA DEL DOCUMENTO». Esto hay que plantearlo al director/moderador ANTES de entrar a la sala (ver §8).</w:t>
+        <w:t xml:space="preserve">⚠️ ESTE GRUPO NO ENTREGÓ DOCUMENTOS. La carpeta de Drive del cronograma existe pero está VACÍA: cero archivos (ni trabajo de grado ni presentación), verificado el 15/08/2026 a las 07:21 y </w:t>
+      </w:r>
+      <w:r>
+        <w:rPr>
+          <w:rFonts w:ascii="Calibri" w:hAnsi="Calibri"/>
+          <w:b w:val="0"/>
+          <w:color w:val="2B2B2B"/>
+          <w:sz w:val="22"/>
+        </w:rPr>
+        <w:t>de nuevo el 19/08/2026</w:t>
+      </w:r>
+      <w:r>
+        <w:rPr>
+          <w:rFonts w:ascii="Calibri" w:hAnsi="Calibri"/>
+          <w:b/>
+          <w:color w:val="2B2B2B"/>
+          <w:sz w:val="22"/>
+        </w:rPr>
+        <w:t>, el día de la sustentación: sigue vacía. No hay trabajo de grado que leer, no hay presentación que comparar y, por lo tanto, NO HAY BASE PARA CALIFICAR EL CRITERIO «COHERENCIA DEL DOCUMENTO». Esto hay que plantearlo al director/moderador ANTES de entrar a la sala (ver §9).</w:t>
       </w:r>
     </w:p>
     <w:p>
@@ -207,7 +225,7 @@
           <w:color w:val="2B2B2B"/>
           <w:sz w:val="22"/>
         </w:rPr>
-        <w:t xml:space="preserve"> Flor Ángela Hernández González (flor.hernandezg@con.edu.co — el dominio está mal escrito en el cronograma; ver §8)</w:t>
+        <w:t xml:space="preserve"> Flor Ángela Hernández González (flor.hernandezg@con.edu.co — el dominio está mal escrito en el cronograma; ver §9)</w:t>
       </w:r>
     </w:p>
     <w:p>
@@ -299,7 +317,7 @@
           <w:color w:val="2B2B2B"/>
           <w:sz w:val="22"/>
         </w:rPr>
-        <w:t xml:space="preserve"> → 0 archivos, el 15/08/2026 07:21.</w:t>
+        <w:t xml:space="preserve"> → 0 archivos, el 15/08/2026 07:21, y repetido el 19/08/2026 con el mismo resultado (§5).</w:t>
       </w:r>
     </w:p>
     <w:p>
@@ -345,7 +363,26 @@
           <w:color w:val="2B2B2B"/>
           <w:sz w:val="21"/>
         </w:rPr>
-        <w:t>: todo lo que aquí se afirma del proyecto viene del cronograma institucional y se cita por su celda exacta, así: *(cronograma, hoja MARIA-ESPTD, fila 46, col. I)*. Fuente única:</w:t>
+        <w:t xml:space="preserve">: todo lo que aquí se afirma del proyecto viene del cronograma institucional y se cita por su celda exacta, así: </w:t>
+      </w:r>
+      <w:r>
+        <w:rPr>
+          <w:rFonts w:ascii="Calibri" w:hAnsi="Calibri"/>
+          <w:i/>
+          <w:color w:val="2B2B2B"/>
+          <w:sz w:val="21"/>
+        </w:rPr>
+        <w:t>(cronograma, hoja MARIA-ESPTD, fila 46, col. I)</w:t>
+      </w:r>
+      <w:r>
+        <w:rPr>
+          <w:rFonts w:ascii="Calibri" w:hAnsi="Calibri"/>
+          <w:b w:val="0"/>
+          <w:i/>
+          <w:color w:val="2B2B2B"/>
+          <w:sz w:val="21"/>
+        </w:rPr>
+        <w:t>. Fuente única:</w:t>
       </w:r>
     </w:p>
     <w:p>
@@ -553,7 +590,25 @@
           <w:color w:val="2B2B2B"/>
           <w:sz w:val="22"/>
         </w:rPr>
-        <w:t xml:space="preserve"> *(fila 46, col. I)*.</w:t>
+        <w:t xml:space="preserve"> </w:t>
+      </w:r>
+      <w:r>
+        <w:rPr>
+          <w:rFonts w:ascii="Calibri" w:hAnsi="Calibri"/>
+          <w:i/>
+          <w:color w:val="2B2B2B"/>
+          <w:sz w:val="22"/>
+        </w:rPr>
+        <w:t>(fila 46, col. I)</w:t>
+      </w:r>
+      <w:r>
+        <w:rPr>
+          <w:rFonts w:ascii="Calibri" w:hAnsi="Calibri"/>
+          <w:b w:val="0"/>
+          <w:color w:val="2B2B2B"/>
+          <w:sz w:val="22"/>
+        </w:rPr>
+        <w:t>.</w:t>
       </w:r>
     </w:p>
     <w:p>
@@ -594,7 +649,25 @@
           <w:color w:val="2B2B2B"/>
           <w:sz w:val="22"/>
         </w:rPr>
-        <w:t xml:space="preserve"> durante la solicitud de servicios de asistencia» *(fila 46, col. G)*.</w:t>
+        <w:t xml:space="preserve"> durante la solicitud de servicios de asistencia» </w:t>
+      </w:r>
+      <w:r>
+        <w:rPr>
+          <w:rFonts w:ascii="Calibri" w:hAnsi="Calibri"/>
+          <w:i/>
+          <w:color w:val="2B2B2B"/>
+          <w:sz w:val="22"/>
+        </w:rPr>
+        <w:t>(fila 46, col. G)</w:t>
+      </w:r>
+      <w:r>
+        <w:rPr>
+          <w:rFonts w:ascii="Calibri" w:hAnsi="Calibri"/>
+          <w:b w:val="0"/>
+          <w:color w:val="2B2B2B"/>
+          <w:sz w:val="22"/>
+        </w:rPr>
+        <w:t>.</w:t>
       </w:r>
     </w:p>
     <w:p>
@@ -617,7 +690,25 @@
           <w:color w:val="2B2B2B"/>
           <w:sz w:val="22"/>
         </w:rPr>
-        <w:t xml:space="preserve"> Gestión y Tecnologías *(fila 46, col. H)*.</w:t>
+        <w:t xml:space="preserve"> Gestión y Tecnologías </w:t>
+      </w:r>
+      <w:r>
+        <w:rPr>
+          <w:rFonts w:ascii="Calibri" w:hAnsi="Calibri"/>
+          <w:i/>
+          <w:color w:val="2B2B2B"/>
+          <w:sz w:val="22"/>
+        </w:rPr>
+        <w:t>(fila 46, col. H)</w:t>
+      </w:r>
+      <w:r>
+        <w:rPr>
+          <w:rFonts w:ascii="Calibri" w:hAnsi="Calibri"/>
+          <w:b w:val="0"/>
+          <w:color w:val="2B2B2B"/>
+          <w:sz w:val="22"/>
+        </w:rPr>
+        <w:t>.</w:t>
       </w:r>
     </w:p>
     <w:p>
@@ -640,7 +731,25 @@
           <w:color w:val="2B2B2B"/>
           <w:sz w:val="22"/>
         </w:rPr>
-        <w:t xml:space="preserve"> Una sola estudiante *(fila 46, col. D; la fila 47 está vacía, es decir, no hay segundo integrante registrado)*.</w:t>
+        <w:t xml:space="preserve"> Una sola persona </w:t>
+      </w:r>
+      <w:r>
+        <w:rPr>
+          <w:rFonts w:ascii="Calibri" w:hAnsi="Calibri"/>
+          <w:i/>
+          <w:color w:val="2B2B2B"/>
+          <w:sz w:val="22"/>
+        </w:rPr>
+        <w:t>(fila 46, col. D; la fila 47 está vacía, es decir, no hay segundo integrante registrado)</w:t>
+      </w:r>
+      <w:r>
+        <w:rPr>
+          <w:rFonts w:ascii="Calibri" w:hAnsi="Calibri"/>
+          <w:b w:val="0"/>
+          <w:color w:val="2B2B2B"/>
+          <w:sz w:val="22"/>
+        </w:rPr>
+        <w:t>.</w:t>
       </w:r>
     </w:p>
     <w:p>
@@ -663,7 +772,25 @@
           <w:color w:val="2B2B2B"/>
           <w:sz w:val="22"/>
         </w:rPr>
-        <w:t xml:space="preserve"> Ninguna: la celda de observaciones está en blanco *(fila 46, col. J)*.</w:t>
+        <w:t xml:space="preserve"> Ninguna: la celda de observaciones está en blanco </w:t>
+      </w:r>
+      <w:r>
+        <w:rPr>
+          <w:rFonts w:ascii="Calibri" w:hAnsi="Calibri"/>
+          <w:i/>
+          <w:color w:val="2B2B2B"/>
+          <w:sz w:val="22"/>
+        </w:rPr>
+        <w:t>(fila 46, col. J)</w:t>
+      </w:r>
+      <w:r>
+        <w:rPr>
+          <w:rFonts w:ascii="Calibri" w:hAnsi="Calibri"/>
+          <w:b w:val="0"/>
+          <w:color w:val="2B2B2B"/>
+          <w:sz w:val="22"/>
+        </w:rPr>
+        <w:t>.</w:t>
       </w:r>
     </w:p>
     <w:p>
@@ -882,7 +1009,25 @@
           <w:color w:val="2B2B2B"/>
           <w:sz w:val="22"/>
         </w:rPr>
-        <w:t xml:space="preserve"> *(fila 46, col. I)*: eso obliga a mostrar un sistema en funcionamiento, no una maqueta. Y el título promete un efecto en la </w:t>
+        <w:t xml:space="preserve"> </w:t>
+      </w:r>
+      <w:r>
+        <w:rPr>
+          <w:rFonts w:ascii="Calibri" w:hAnsi="Calibri"/>
+          <w:i/>
+          <w:color w:val="2B2B2B"/>
+          <w:sz w:val="22"/>
+        </w:rPr>
+        <w:t>(fila 46, col. I)</w:t>
+      </w:r>
+      <w:r>
+        <w:rPr>
+          <w:rFonts w:ascii="Calibri" w:hAnsi="Calibri"/>
+          <w:b w:val="0"/>
+          <w:color w:val="2B2B2B"/>
+          <w:sz w:val="22"/>
+        </w:rPr>
+        <w:t xml:space="preserve">: eso obliga a mostrar un sistema en funcionamiento, no una maqueta. Y el título promete un efecto en la </w:t>
       </w:r>
       <w:r>
         <w:rPr>
@@ -900,7 +1045,25 @@
           <w:color w:val="2B2B2B"/>
           <w:sz w:val="22"/>
         </w:rPr>
-        <w:t xml:space="preserve"> *(col. G)* mientras el objetivo describe un </w:t>
+        <w:t xml:space="preserve"> </w:t>
+      </w:r>
+      <w:r>
+        <w:rPr>
+          <w:rFonts w:ascii="Calibri" w:hAnsi="Calibri"/>
+          <w:i/>
+          <w:color w:val="2B2B2B"/>
+          <w:sz w:val="22"/>
+        </w:rPr>
+        <w:t>(col. G)</w:t>
+      </w:r>
+      <w:r>
+        <w:rPr>
+          <w:rFonts w:ascii="Calibri" w:hAnsi="Calibri"/>
+          <w:b w:val="0"/>
+          <w:color w:val="2B2B2B"/>
+          <w:sz w:val="22"/>
+        </w:rPr>
+        <w:t xml:space="preserve"> mientras el objetivo describe un </w:t>
       </w:r>
       <w:r>
         <w:rPr>
@@ -918,7 +1081,25 @@
           <w:color w:val="2B2B2B"/>
           <w:sz w:val="22"/>
         </w:rPr>
-        <w:t xml:space="preserve"> *(col. I)*: el puente entre lo uno y lo otro es exactamente lo que hay que oírle sustentar.</w:t>
+        <w:t xml:space="preserve"> </w:t>
+      </w:r>
+      <w:r>
+        <w:rPr>
+          <w:rFonts w:ascii="Calibri" w:hAnsi="Calibri"/>
+          <w:i/>
+          <w:color w:val="2B2B2B"/>
+          <w:sz w:val="22"/>
+        </w:rPr>
+        <w:t>(col. I)</w:t>
+      </w:r>
+      <w:r>
+        <w:rPr>
+          <w:rFonts w:ascii="Calibri" w:hAnsi="Calibri"/>
+          <w:b w:val="0"/>
+          <w:color w:val="2B2B2B"/>
+          <w:sz w:val="22"/>
+        </w:rPr>
+        <w:t>: el puente entre lo uno y lo otro es exactamente lo que hay que oírle sustentar.</w:t>
       </w:r>
     </w:p>
     <w:p>
@@ -1203,7 +1384,25 @@
           <w:color w:val="2B2B2B"/>
           <w:sz w:val="22"/>
         </w:rPr>
-        <w:t xml:space="preserve"> *(col. G)*; el objetivo general trabaja sobre </w:t>
+        <w:t xml:space="preserve"> </w:t>
+      </w:r>
+      <w:r>
+        <w:rPr>
+          <w:rFonts w:ascii="Calibri" w:hAnsi="Calibri"/>
+          <w:i/>
+          <w:color w:val="2B2B2B"/>
+          <w:sz w:val="22"/>
+        </w:rPr>
+        <w:t>(col. G)</w:t>
+      </w:r>
+      <w:r>
+        <w:rPr>
+          <w:rFonts w:ascii="Calibri" w:hAnsi="Calibri"/>
+          <w:b w:val="0"/>
+          <w:color w:val="2B2B2B"/>
+          <w:sz w:val="22"/>
+        </w:rPr>
+        <w:t xml:space="preserve">; el objetivo general trabaja sobre </w:t>
       </w:r>
       <w:r>
         <w:rPr>
@@ -1239,7 +1438,25 @@
           <w:color w:val="2B2B2B"/>
           <w:sz w:val="22"/>
         </w:rPr>
-        <w:t xml:space="preserve"> *(col. I)*. Son dos niveles distintos: uno es un efecto en el cliente, el otro es una mejora de un proceso interno de datos. Puede estar perfectamente resuelto en el documento — pero el documento no está.</w:t>
+        <w:t xml:space="preserve"> </w:t>
+      </w:r>
+      <w:r>
+        <w:rPr>
+          <w:rFonts w:ascii="Calibri" w:hAnsi="Calibri"/>
+          <w:i/>
+          <w:color w:val="2B2B2B"/>
+          <w:sz w:val="22"/>
+        </w:rPr>
+        <w:t>(col. I)</w:t>
+      </w:r>
+      <w:r>
+        <w:rPr>
+          <w:rFonts w:ascii="Calibri" w:hAnsi="Calibri"/>
+          <w:b w:val="0"/>
+          <w:color w:val="2B2B2B"/>
+          <w:sz w:val="22"/>
+        </w:rPr>
+        <w:t>. Son dos niveles distintos: uno es un efecto en el cliente, el otro es una mejora de un proceso interno de datos. Puede estar perfectamente resuelto en el documento — pero el documento no está.</w:t>
       </w:r>
     </w:p>
     <w:p>
@@ -1287,7 +1504,25 @@
           <w:color w:val="2B2B2B"/>
           <w:sz w:val="22"/>
         </w:rPr>
-        <w:t xml:space="preserve"> Nombra proceso por proceso (recepción → higienización → transformación → visualización), nombra el propósito de negocio (validación de pólizas, prestación del servicio de asistencia) y nombra los tres atributos de información que persigue: disponibilidad, calidad y trazabilidad *(fila 46, col. I)*. Es un objetivo mucho más operacionalizable que el promedio del grupo del periodo.</w:t>
+        <w:t xml:space="preserve"> Nombra proceso por proceso (recepción → higienización → transformación → visualización), nombra el propósito de negocio (validación de pólizas, prestación del servicio de asistencia) y nombra los tres atributos de información que persigue: disponibilidad, calidad y trazabilidad </w:t>
+      </w:r>
+      <w:r>
+        <w:rPr>
+          <w:rFonts w:ascii="Calibri" w:hAnsi="Calibri"/>
+          <w:i/>
+          <w:color w:val="2B2B2B"/>
+          <w:sz w:val="22"/>
+        </w:rPr>
+        <w:t>(fila 46, col. I)</w:t>
+      </w:r>
+      <w:r>
+        <w:rPr>
+          <w:rFonts w:ascii="Calibri" w:hAnsi="Calibri"/>
+          <w:b w:val="0"/>
+          <w:color w:val="2B2B2B"/>
+          <w:sz w:val="22"/>
+        </w:rPr>
+        <w:t>. Es un objetivo mucho más operacionalizable que el promedio del grupo del periodo.</w:t>
       </w:r>
     </w:p>
     <w:p>
@@ -1310,7 +1545,25 @@
           <w:color w:val="2B2B2B"/>
           <w:sz w:val="22"/>
         </w:rPr>
-        <w:t xml:space="preserve"> Higienizar bases enviadas por clientes para validar pólizas es un cuello de botella auténtico del sector de asistencia, y encaja con «Gestión y Tecnologías» *(fila 46, col. H)*.</w:t>
+        <w:t xml:space="preserve"> Higienizar bases enviadas por clientes para validar pólizas es un cuello de botella auténtico del sector de asistencia, y encaja con «Gestión y Tecnologías» </w:t>
+      </w:r>
+      <w:r>
+        <w:rPr>
+          <w:rFonts w:ascii="Calibri" w:hAnsi="Calibri"/>
+          <w:i/>
+          <w:color w:val="2B2B2B"/>
+          <w:sz w:val="22"/>
+        </w:rPr>
+        <w:t>(fila 46, col. H)</w:t>
+      </w:r>
+      <w:r>
+        <w:rPr>
+          <w:rFonts w:ascii="Calibri" w:hAnsi="Calibri"/>
+          <w:b w:val="0"/>
+          <w:color w:val="2B2B2B"/>
+          <w:sz w:val="22"/>
+        </w:rPr>
+        <w:t>.</w:t>
       </w:r>
     </w:p>
     <w:p>
@@ -1413,7 +1666,7 @@
           <w:color w:val="007433"/>
           <w:sz w:val="32"/>
         </w:rPr>
-        <w:t>4. Debilidades y huecos (con página)</w:t>
+        <w:t>4. OBSERVACIONES DEL DOCUMENTO — debilidades y huecos (con página)</w:t>
       </w:r>
     </w:p>
     <w:p>
@@ -1424,7 +1677,7 @@
           <w:color w:val="2B2B2B"/>
           <w:sz w:val="22"/>
         </w:rPr>
-        <w:t>No hay páginas: hay ausencias. Se listan como tales, sin acusar de nada a la estudiante — la causa del vacío puede ser administrativa (ver §8).</w:t>
+        <w:t>No hay páginas: hay ausencias. Se listan como tales, sin acusar de nada a quien expone — la causa del vacío puede ser administrativa (ver §9).</w:t>
       </w:r>
     </w:p>
     <w:p>
@@ -1479,7 +1732,25 @@
           <w:color w:val="2B2B2B"/>
           <w:sz w:val="22"/>
         </w:rPr>
-        <w:t xml:space="preserve"> *(col. G vs. col. I)*: efecto en la atención al cliente vs. mejora de un proceso interno de datos. Sin documento no se puede saber si el trabajo tendió ese puente con un indicador o si se quedó en la promesa del título.</w:t>
+        <w:t xml:space="preserve"> </w:t>
+      </w:r>
+      <w:r>
+        <w:rPr>
+          <w:rFonts w:ascii="Calibri" w:hAnsi="Calibri"/>
+          <w:i/>
+          <w:color w:val="2B2B2B"/>
+          <w:sz w:val="22"/>
+        </w:rPr>
+        <w:t>(col. G vs. col. I)</w:t>
+      </w:r>
+      <w:r>
+        <w:rPr>
+          <w:rFonts w:ascii="Calibri" w:hAnsi="Calibri"/>
+          <w:b w:val="0"/>
+          <w:color w:val="2B2B2B"/>
+          <w:sz w:val="22"/>
+        </w:rPr>
+        <w:t>: efecto en la atención al cliente vs. mejora de un proceso interno de datos. Sin documento no se puede saber si el trabajo tendió ese puente con un indicador o si se quedó en la promesa del título.</w:t>
       </w:r>
     </w:p>
     <w:p>
@@ -1502,7 +1773,43 @@
           <w:color w:val="2B2B2B"/>
           <w:sz w:val="22"/>
         </w:rPr>
-        <w:t xml:space="preserve"> La palabra aparece una sola vez en el título —«optimizar la atención al cliente» *(col. G)*— y una sola vez en el objetivo general —«estandarizar, automatizar y optimizar el proceso de recepción…» *(col. I)*—, y en ninguno de los dos casos hay una cifra, una línea base ni una unidad de medida a la vista. Es el hueco más probable de todo el trabajo.</w:t>
+        <w:t xml:space="preserve"> La palabra aparece una sola vez en el título —«optimizar la atención al cliente» </w:t>
+      </w:r>
+      <w:r>
+        <w:rPr>
+          <w:rFonts w:ascii="Calibri" w:hAnsi="Calibri"/>
+          <w:i/>
+          <w:color w:val="2B2B2B"/>
+          <w:sz w:val="22"/>
+        </w:rPr>
+        <w:t>(col. G)</w:t>
+      </w:r>
+      <w:r>
+        <w:rPr>
+          <w:rFonts w:ascii="Calibri" w:hAnsi="Calibri"/>
+          <w:b w:val="0"/>
+          <w:color w:val="2B2B2B"/>
+          <w:sz w:val="22"/>
+        </w:rPr>
+        <w:t xml:space="preserve">— y una sola vez en el objetivo general —«estandarizar, automatizar y optimizar el proceso de recepción…» </w:t>
+      </w:r>
+      <w:r>
+        <w:rPr>
+          <w:rFonts w:ascii="Calibri" w:hAnsi="Calibri"/>
+          <w:i/>
+          <w:color w:val="2B2B2B"/>
+          <w:sz w:val="22"/>
+        </w:rPr>
+        <w:t>(col. I)</w:t>
+      </w:r>
+      <w:r>
+        <w:rPr>
+          <w:rFonts w:ascii="Calibri" w:hAnsi="Calibri"/>
+          <w:b w:val="0"/>
+          <w:color w:val="2B2B2B"/>
+          <w:sz w:val="22"/>
+        </w:rPr>
+        <w:t>—, y en ninguno de los dos casos hay una cifra, una línea base ni una unidad de medida a la vista. Es el hueco más probable de todo el trabajo.</w:t>
       </w:r>
     </w:p>
     <w:p>
@@ -1525,7 +1832,25 @@
           <w:color w:val="2B2B2B"/>
           <w:sz w:val="22"/>
         </w:rPr>
-        <w:t xml:space="preserve"> *(col. I)*. Un verbo que compromete un sistema en operación y ni una captura, URL o repositorio disponible para comprobarlo.</w:t>
+        <w:t xml:space="preserve"> </w:t>
+      </w:r>
+      <w:r>
+        <w:rPr>
+          <w:rFonts w:ascii="Calibri" w:hAnsi="Calibri"/>
+          <w:i/>
+          <w:color w:val="2B2B2B"/>
+          <w:sz w:val="22"/>
+        </w:rPr>
+        <w:t>(col. I)</w:t>
+      </w:r>
+      <w:r>
+        <w:rPr>
+          <w:rFonts w:ascii="Calibri" w:hAnsi="Calibri"/>
+          <w:b w:val="0"/>
+          <w:color w:val="2B2B2B"/>
+          <w:sz w:val="22"/>
+        </w:rPr>
+        <w:t>. Un verbo que compromete un sistema en operación y ni una captura, URL o repositorio disponible para comprobarlo.</w:t>
       </w:r>
     </w:p>
     <w:p>
@@ -1584,7 +1909,25 @@
           <w:color w:val="2B2B2B"/>
           <w:sz w:val="22"/>
         </w:rPr>
-        <w:t xml:space="preserve"> *(col. I)*: son datos personales de terceros (Ley 1581 de 2012). No hay constancia de aval de la empresa, acuerdo de confidencialidad ni anonimización.</w:t>
+        <w:t xml:space="preserve"> </w:t>
+      </w:r>
+      <w:r>
+        <w:rPr>
+          <w:rFonts w:ascii="Calibri" w:hAnsi="Calibri"/>
+          <w:i/>
+          <w:color w:val="2B2B2B"/>
+          <w:sz w:val="22"/>
+        </w:rPr>
+        <w:t>(col. I)</w:t>
+      </w:r>
+      <w:r>
+        <w:rPr>
+          <w:rFonts w:ascii="Calibri" w:hAnsi="Calibri"/>
+          <w:b w:val="0"/>
+          <w:color w:val="2B2B2B"/>
+          <w:sz w:val="22"/>
+        </w:rPr>
+        <w:t>: son datos personales de terceros (Ley 1581 de 2012). No hay constancia de aval de la empresa, acuerdo de confidencialidad ni anonimización.</w:t>
       </w:r>
     </w:p>
     <w:p>
@@ -1621,7 +1964,575 @@
           <w:color w:val="007433"/>
           <w:sz w:val="32"/>
         </w:rPr>
-        <w:t>5. PREGUNTAS ANTES de escuchar la sustentación</w:t>
+        <w:t>5. OBSERVACIONES DE LAS DIAPOSITIVAS — no hay mazo, y por eso la pantalla es la única fuente</w:t>
+      </w:r>
+    </w:p>
+    <w:p>
+      <w:r>
+        <w:rPr>
+          <w:rFonts w:ascii="Calibri" w:hAnsi="Calibri"/>
+          <w:b/>
+          <w:color w:val="2B2B2B"/>
+          <w:sz w:val="22"/>
+        </w:rPr>
+        <w:t>No hay presentación, igual que no hay documento.</w:t>
+      </w:r>
+      <w:r>
+        <w:rPr>
+          <w:rFonts w:ascii="Calibri" w:hAnsi="Calibri"/>
+          <w:b w:val="0"/>
+          <w:color w:val="2B2B2B"/>
+          <w:sz w:val="22"/>
+        </w:rPr>
+        <w:t xml:space="preserve"> La carpeta </w:t>
+      </w:r>
+      <w:r>
+        <w:rPr>
+          <w:rFonts w:ascii="Consolas" w:hAnsi="Consolas"/>
+          <w:color w:val="111111"/>
+          <w:sz w:val="21"/>
+        </w:rPr>
+        <w:t>26ET2-G-011</w:t>
+      </w:r>
+      <w:r>
+        <w:rPr>
+          <w:rFonts w:ascii="Calibri" w:hAnsi="Calibri"/>
+          <w:b w:val="0"/>
+          <w:color w:val="2B2B2B"/>
+          <w:sz w:val="22"/>
+        </w:rPr>
+        <w:t xml:space="preserve"> sigue con </w:t>
+      </w:r>
+      <w:r>
+        <w:rPr>
+          <w:rFonts w:ascii="Calibri" w:hAnsi="Calibri"/>
+          <w:b/>
+          <w:color w:val="2B2B2B"/>
+          <w:sz w:val="22"/>
+        </w:rPr>
+        <w:t>cero archivos</w:t>
+      </w:r>
+      <w:r>
+        <w:rPr>
+          <w:rFonts w:ascii="Calibri" w:hAnsi="Calibri"/>
+          <w:b w:val="0"/>
+          <w:color w:val="2B2B2B"/>
+          <w:sz w:val="22"/>
+        </w:rPr>
+        <w:t xml:space="preserve">: comprobado el 15/08/2026 a las 07:21 y </w:t>
+      </w:r>
+      <w:r>
+        <w:rPr>
+          <w:rFonts w:ascii="Calibri" w:hAnsi="Calibri"/>
+          <w:b/>
+          <w:color w:val="2B2B2B"/>
+          <w:sz w:val="22"/>
+        </w:rPr>
+        <w:t>de nuevo el 19/08/2026</w:t>
+      </w:r>
+      <w:r>
+        <w:rPr>
+          <w:rFonts w:ascii="Calibri" w:hAnsi="Calibri"/>
+          <w:b w:val="0"/>
+          <w:color w:val="2B2B2B"/>
+          <w:sz w:val="22"/>
+        </w:rPr>
+        <w:t xml:space="preserve">, el día de la sustentación. En los otros doce grupos esta sección coteja el mazo contra el documento; aquí no hay ni una de las dos fuentes, así que </w:t>
+      </w:r>
+      <w:r>
+        <w:rPr>
+          <w:rFonts w:ascii="Calibri" w:hAnsi="Calibri"/>
+          <w:b/>
+          <w:color w:val="2B2B2B"/>
+          <w:sz w:val="22"/>
+        </w:rPr>
+        <w:t>su función se invierte</w:t>
+      </w:r>
+      <w:r>
+        <w:rPr>
+          <w:rFonts w:ascii="Calibri" w:hAnsi="Calibri"/>
+          <w:b w:val="0"/>
+          <w:color w:val="2B2B2B"/>
+          <w:sz w:val="22"/>
+        </w:rPr>
+        <w:t xml:space="preserve">: lo que se proyecte en sala no es material </w:t>
+      </w:r>
+      <w:r>
+        <w:rPr>
+          <w:rFonts w:ascii="Calibri" w:hAnsi="Calibri"/>
+          <w:i/>
+          <w:color w:val="2B2B2B"/>
+          <w:sz w:val="22"/>
+        </w:rPr>
+        <w:t>a comparar</w:t>
+      </w:r>
+      <w:r>
+        <w:rPr>
+          <w:rFonts w:ascii="Calibri" w:hAnsi="Calibri"/>
+          <w:b w:val="0"/>
+          <w:color w:val="2B2B2B"/>
+          <w:sz w:val="22"/>
+        </w:rPr>
+        <w:t xml:space="preserve">, es el </w:t>
+      </w:r>
+      <w:r>
+        <w:rPr>
+          <w:rFonts w:ascii="Calibri" w:hAnsi="Calibri"/>
+          <w:b/>
+          <w:color w:val="2B2B2B"/>
+          <w:sz w:val="22"/>
+        </w:rPr>
+        <w:t>único material que va a existir</w:t>
+      </w:r>
+      <w:r>
+        <w:rPr>
+          <w:rFonts w:ascii="Calibri" w:hAnsi="Calibri"/>
+          <w:b w:val="0"/>
+          <w:color w:val="2B2B2B"/>
+          <w:sz w:val="22"/>
+        </w:rPr>
+        <w:t xml:space="preserve"> sobre este trabajo.</w:t>
+      </w:r>
+    </w:p>
+    <w:p>
+      <w:pPr>
+        <w:pStyle w:val="ListNumber"/>
+      </w:pPr>
+      <w:r>
+        <w:rPr>
+          <w:rFonts w:ascii="Calibri" w:hAnsi="Calibri"/>
+          <w:b/>
+          <w:color w:val="2B2B2B"/>
+          <w:sz w:val="22"/>
+        </w:rPr>
+        <w:t>Todo lo que aparezca en pantalla se ve por primera vez, y no queda copia.</w:t>
+      </w:r>
+      <w:r>
+        <w:rPr>
+          <w:rFonts w:ascii="Calibri" w:hAnsi="Calibri"/>
+          <w:b w:val="0"/>
+          <w:color w:val="2B2B2B"/>
+          <w:sz w:val="22"/>
+        </w:rPr>
+        <w:t xml:space="preserve"> Si no se escribe a mano en la hoja mientras ocurre, se pierde: no hay PDF al que volver cuando toque llenar el </w:t>
+      </w:r>
+      <w:r>
+        <w:rPr>
+          <w:rFonts w:ascii="Consolas" w:hAnsi="Consolas"/>
+          <w:color w:val="111111"/>
+          <w:sz w:val="21"/>
+        </w:rPr>
+        <w:t>4 - Evaluacion.md</w:t>
+      </w:r>
+      <w:r>
+        <w:rPr>
+          <w:rFonts w:ascii="Calibri" w:hAnsi="Calibri"/>
+          <w:b w:val="0"/>
+          <w:color w:val="2B2B2B"/>
+          <w:sz w:val="22"/>
+        </w:rPr>
+        <w:t xml:space="preserve">. Regla que ya trae la hoja de respuestas y que aquí es la regla principal: </w:t>
+      </w:r>
+      <w:r>
+        <w:rPr>
+          <w:rFonts w:ascii="Calibri" w:hAnsi="Calibri"/>
+          <w:b/>
+          <w:color w:val="2B2B2B"/>
+          <w:sz w:val="22"/>
+        </w:rPr>
+        <w:t>cifra que se oiga, cifra que se anota con su rótulo, tal como la digan</w:t>
+      </w:r>
+      <w:r>
+        <w:rPr>
+          <w:rFonts w:ascii="Calibri" w:hAnsi="Calibri"/>
+          <w:b w:val="0"/>
+          <w:color w:val="2B2B2B"/>
+          <w:sz w:val="22"/>
+        </w:rPr>
+        <w:t>.</w:t>
+      </w:r>
+    </w:p>
+    <w:p>
+      <w:pPr>
+        <w:pStyle w:val="ListNumber"/>
+      </w:pPr>
+      <w:r>
+        <w:rPr>
+          <w:rFonts w:ascii="Calibri" w:hAnsi="Calibri"/>
+          <w:b/>
+          <w:color w:val="2B2B2B"/>
+          <w:sz w:val="22"/>
+        </w:rPr>
+        <w:t>Una diapositiva no sustituye al documento, y hay que decirlo con precisión en el acta.</w:t>
+      </w:r>
+      <w:r>
+        <w:rPr>
+          <w:rFonts w:ascii="Calibri" w:hAnsi="Calibri"/>
+          <w:b w:val="0"/>
+          <w:color w:val="2B2B2B"/>
+          <w:sz w:val="22"/>
+        </w:rPr>
+        <w:t xml:space="preserve"> Si exponen con un mazo bien hecho, eso alimenta </w:t>
+      </w:r>
+      <w:r>
+        <w:rPr>
+          <w:rFonts w:ascii="Calibri" w:hAnsi="Calibri"/>
+          <w:b/>
+          <w:color w:val="2B2B2B"/>
+          <w:sz w:val="22"/>
+        </w:rPr>
+        <w:t>dominio, claridad y capacidad de defensa</w:t>
+      </w:r>
+      <w:r>
+        <w:rPr>
+          <w:rFonts w:ascii="Calibri" w:hAnsi="Calibri"/>
+          <w:b w:val="0"/>
+          <w:color w:val="2B2B2B"/>
+          <w:sz w:val="22"/>
+        </w:rPr>
+        <w:t xml:space="preserve"> —los tres criterios que sí se pueden juzgar—, pero </w:t>
+      </w:r>
+      <w:r>
+        <w:rPr>
+          <w:rFonts w:ascii="Calibri" w:hAnsi="Calibri"/>
+          <w:b/>
+          <w:color w:val="2B2B2B"/>
+          <w:sz w:val="22"/>
+        </w:rPr>
+        <w:t>no</w:t>
+      </w:r>
+      <w:r>
+        <w:rPr>
+          <w:rFonts w:ascii="Calibri" w:hAnsi="Calibri"/>
+          <w:b w:val="0"/>
+          <w:color w:val="2B2B2B"/>
+          <w:sz w:val="22"/>
+        </w:rPr>
+        <w:t xml:space="preserve"> la coherencia documental, que sin documento no tiene soporte probatorio (§4, ítem 1; §8, advertencia). Lo que se vea en pantalla se cita como «proyectado en sala, sin archivo verificable», nunca como página.</w:t>
+      </w:r>
+    </w:p>
+    <w:p>
+      <w:pPr>
+        <w:pStyle w:val="ListNumber"/>
+      </w:pPr>
+      <w:r>
+        <w:rPr>
+          <w:rFonts w:ascii="Calibri" w:hAnsi="Calibri"/>
+          <w:b/>
+          <w:color w:val="2B2B2B"/>
+          <w:sz w:val="22"/>
+        </w:rPr>
+        <w:t>Capturar lo que hoy no se puede reconstruir.</w:t>
+      </w:r>
+      <w:r>
+        <w:rPr>
+          <w:rFonts w:ascii="Calibri" w:hAnsi="Calibri"/>
+          <w:b w:val="0"/>
+          <w:color w:val="2B2B2B"/>
+          <w:sz w:val="22"/>
+        </w:rPr>
+        <w:t xml:space="preserve"> Si el mazo trae objetivos específicos, arquitectura, cifras o límites, esos son los datos que la ficha no pudo levantar: </w:t>
+      </w:r>
+      <w:r>
+        <w:rPr>
+          <w:rFonts w:ascii="Calibri" w:hAnsi="Calibri"/>
+          <w:b/>
+          <w:color w:val="2B2B2B"/>
+          <w:sz w:val="22"/>
+        </w:rPr>
+        <w:t>anotarlos textualmente</w:t>
+      </w:r>
+      <w:r>
+        <w:rPr>
+          <w:rFonts w:ascii="Calibri" w:hAnsi="Calibri"/>
+          <w:b w:val="0"/>
+          <w:color w:val="2B2B2B"/>
+          <w:sz w:val="22"/>
+        </w:rPr>
+        <w:t xml:space="preserve"> vale más que cualquier pregunta. Sobre todo los objetivos específicos, que hoy no conozco (§4, ítem 6) y que la reserva 4 pide justamente por eso.</w:t>
+      </w:r>
+    </w:p>
+    <w:p>
+      <w:pPr>
+        <w:pStyle w:val="ListNumber"/>
+      </w:pPr>
+      <w:r>
+        <w:rPr>
+          <w:rFonts w:ascii="Calibri" w:hAnsi="Calibri"/>
+          <w:b/>
+          <w:color w:val="2B2B2B"/>
+          <w:sz w:val="22"/>
+        </w:rPr>
+        <w:t>La ausencia del mazo no se pregunta en sala, igual que no se pregunta el paradero del documento.</w:t>
+      </w:r>
+      <w:r>
+        <w:rPr>
+          <w:rFonts w:ascii="Calibri" w:hAnsi="Calibri"/>
+          <w:b w:val="0"/>
+          <w:color w:val="2B2B2B"/>
+          <w:sz w:val="22"/>
+        </w:rPr>
+        <w:t xml:space="preserve"> Puede ser un fallo de carga y no una no entrega. Va al director, antes o después de la sesión (§9), nunca en público.</w:t>
+      </w:r>
+    </w:p>
+    <w:p>
+      <w:pPr>
+        <w:pStyle w:val="ListNumber"/>
+      </w:pPr>
+      <w:r>
+        <w:rPr>
+          <w:rFonts w:ascii="Calibri" w:hAnsi="Calibri"/>
+          <w:b/>
+          <w:color w:val="2B2B2B"/>
+          <w:sz w:val="22"/>
+        </w:rPr>
+        <w:t>Si la pantalla muestra la intranet corriendo, eso pesa más que cualquier diapositiva.</w:t>
+      </w:r>
+      <w:r>
+        <w:rPr>
+          <w:rFonts w:ascii="Calibri" w:hAnsi="Calibri"/>
+          <w:b w:val="0"/>
+          <w:color w:val="2B2B2B"/>
+          <w:sz w:val="22"/>
+        </w:rPr>
+        <w:t xml:space="preserve"> Es la respuesta directa a la pregunta 1: el verbo «implementar» del objetivo general se sostiene o se cae ahí mismo, en vivo, y con eso el criterio de que el producto existe queda cerrado sin necesidad de documento.</w:t>
+      </w:r>
+    </w:p>
+    <w:p>
+      <w:pPr>
+        <w:spacing w:before="200" w:after="60"/>
+      </w:pPr>
+      <w:r>
+        <w:rPr>
+          <w:rFonts w:ascii="Calibri" w:hAnsi="Calibri"/>
+          <w:b/>
+          <w:color w:val="007433"/>
+          <w:sz w:val="32"/>
+        </w:rPr>
+        <w:t>Qué mirar en pantalla mientras exponen</w:t>
+      </w:r>
+    </w:p>
+    <w:p>
+      <w:pPr>
+        <w:pStyle w:val="ListBullet"/>
+      </w:pPr>
+      <w:r>
+        <w:rPr>
+          <w:rFonts w:ascii="Calibri" w:hAnsi="Calibri"/>
+          <w:b/>
+          <w:color w:val="2B2B2B"/>
+          <w:sz w:val="22"/>
+        </w:rPr>
+        <w:t>Los objetivos específicos</w:t>
+      </w:r>
+      <w:r>
+        <w:rPr>
+          <w:rFonts w:ascii="Calibri" w:hAnsi="Calibri"/>
+          <w:b w:val="0"/>
+          <w:color w:val="2B2B2B"/>
+          <w:sz w:val="22"/>
+        </w:rPr>
+        <w:t>, si aparecen en una diapositiva: copiarlos completos. Es el dato más valioso de la tarde y el que ninguna otra fuente tiene.</w:t>
+      </w:r>
+    </w:p>
+    <w:p>
+      <w:pPr>
+        <w:pStyle w:val="ListBullet"/>
+      </w:pPr>
+      <w:r>
+        <w:rPr>
+          <w:rFonts w:ascii="Calibri" w:hAnsi="Calibri"/>
+          <w:b/>
+          <w:color w:val="2B2B2B"/>
+          <w:sz w:val="22"/>
+        </w:rPr>
+        <w:t>La barra de direcciones o el nombre del servidor</w:t>
+      </w:r>
+      <w:r>
+        <w:rPr>
+          <w:rFonts w:ascii="Calibri" w:hAnsi="Calibri"/>
+          <w:b w:val="0"/>
+          <w:color w:val="2B2B2B"/>
+          <w:sz w:val="22"/>
+        </w:rPr>
+        <w:t xml:space="preserve">, en cuanto se vea la intranet: URL, entorno, si dice </w:t>
+      </w:r>
+      <w:r>
+        <w:rPr>
+          <w:rFonts w:ascii="Consolas" w:hAnsi="Consolas"/>
+          <w:color w:val="111111"/>
+          <w:sz w:val="21"/>
+        </w:rPr>
+        <w:t>localhost</w:t>
+      </w:r>
+      <w:r>
+        <w:rPr>
+          <w:rFonts w:ascii="Calibri" w:hAnsi="Calibri"/>
+          <w:b w:val="0"/>
+          <w:color w:val="2B2B2B"/>
+          <w:sz w:val="22"/>
+        </w:rPr>
+        <w:t>. Es lo que distingue «implementada» de «diseñada».</w:t>
+      </w:r>
+    </w:p>
+    <w:p>
+      <w:pPr>
+        <w:pStyle w:val="ListBullet"/>
+      </w:pPr>
+      <w:r>
+        <w:rPr>
+          <w:rFonts w:ascii="Calibri" w:hAnsi="Calibri"/>
+          <w:b/>
+          <w:color w:val="2B2B2B"/>
+          <w:sz w:val="22"/>
+        </w:rPr>
+        <w:t>Cualquier cifra de mejora</w:t>
+      </w:r>
+      <w:r>
+        <w:rPr>
+          <w:rFonts w:ascii="Calibri" w:hAnsi="Calibri"/>
+          <w:b w:val="0"/>
+          <w:color w:val="2B2B2B"/>
+          <w:sz w:val="22"/>
+        </w:rPr>
+        <w:t xml:space="preserve"> —minutos, porcentaje, bases por día— junto con su </w:t>
+      </w:r>
+      <w:r>
+        <w:rPr>
+          <w:rFonts w:ascii="Calibri" w:hAnsi="Calibri"/>
+          <w:b/>
+          <w:color w:val="2B2B2B"/>
+          <w:sz w:val="22"/>
+        </w:rPr>
+        <w:t>denominador y su periodo</w:t>
+      </w:r>
+      <w:r>
+        <w:rPr>
+          <w:rFonts w:ascii="Calibri" w:hAnsi="Calibri"/>
+          <w:b w:val="0"/>
+          <w:color w:val="2B2B2B"/>
+          <w:sz w:val="22"/>
+        </w:rPr>
+        <w:t>: si no vienen en la misma diapositiva, se piden en el condicional correspondiente (§7).</w:t>
+      </w:r>
+    </w:p>
+    <w:p>
+      <w:pPr>
+        <w:pStyle w:val="ListBullet"/>
+      </w:pPr>
+      <w:r>
+        <w:rPr>
+          <w:rFonts w:ascii="Calibri" w:hAnsi="Calibri"/>
+          <w:b/>
+          <w:color w:val="2B2B2B"/>
+          <w:sz w:val="22"/>
+        </w:rPr>
+        <w:t>Los datos que se vean en las capturas.</w:t>
+      </w:r>
+      <w:r>
+        <w:rPr>
+          <w:rFonts w:ascii="Calibri" w:hAnsi="Calibri"/>
+          <w:b w:val="0"/>
+          <w:color w:val="2B2B2B"/>
+          <w:sz w:val="22"/>
+        </w:rPr>
+        <w:t xml:space="preserve"> Si aparecen nombres, cédulas, teléfonos o números de póliza de clientes reales sin enmascarar, eso es tratamiento de datos personales proyectado en una sala grabada: se anota para la Dirección y </w:t>
+      </w:r>
+      <w:r>
+        <w:rPr>
+          <w:rFonts w:ascii="Calibri" w:hAnsi="Calibri"/>
+          <w:b/>
+          <w:color w:val="2B2B2B"/>
+          <w:sz w:val="22"/>
+        </w:rPr>
+        <w:t>no se lee en voz alta</w:t>
+      </w:r>
+      <w:r>
+        <w:rPr>
+          <w:rFonts w:ascii="Calibri" w:hAnsi="Calibri"/>
+          <w:b w:val="0"/>
+          <w:color w:val="2B2B2B"/>
+          <w:sz w:val="22"/>
+        </w:rPr>
+        <w:t>, igual que no se repite al preguntar (pregunta 3, Ley 1581 de 2012).</w:t>
+      </w:r>
+    </w:p>
+    <w:p>
+      <w:pPr>
+        <w:pStyle w:val="ListBullet"/>
+      </w:pPr>
+      <w:r>
+        <w:rPr>
+          <w:rFonts w:ascii="Calibri" w:hAnsi="Calibri"/>
+          <w:b/>
+          <w:color w:val="2B2B2B"/>
+          <w:sz w:val="22"/>
+        </w:rPr>
+        <w:t>Si hay diapositiva de limitaciones</w:t>
+      </w:r>
+      <w:r>
+        <w:rPr>
+          <w:rFonts w:ascii="Calibri" w:hAnsi="Calibri"/>
+          <w:b w:val="0"/>
+          <w:color w:val="2B2B2B"/>
+          <w:sz w:val="22"/>
+        </w:rPr>
+        <w:t>: anotarla. Si la trae por iniciativa propia, sube; y ahorra el condicional de «dígame dos límites».</w:t>
+      </w:r>
+    </w:p>
+    <w:p>
+      <w:pPr>
+        <w:pStyle w:val="ListBullet"/>
+      </w:pPr>
+      <w:r>
+        <w:rPr>
+          <w:rFonts w:ascii="Calibri" w:hAnsi="Calibri"/>
+          <w:b/>
+          <w:color w:val="2B2B2B"/>
+          <w:sz w:val="22"/>
+        </w:rPr>
+        <w:t>Quién expone y con qué material.</w:t>
+      </w:r>
+      <w:r>
+        <w:rPr>
+          <w:rFonts w:ascii="Calibri" w:hAnsi="Calibri"/>
+          <w:b w:val="0"/>
+          <w:color w:val="2B2B2B"/>
+          <w:sz w:val="22"/>
+        </w:rPr>
+        <w:t xml:space="preserve"> El cronograma registra una sola persona </w:t>
+      </w:r>
+      <w:r>
+        <w:rPr>
+          <w:rFonts w:ascii="Calibri" w:hAnsi="Calibri"/>
+          <w:i/>
+          <w:color w:val="2B2B2B"/>
+          <w:sz w:val="22"/>
+        </w:rPr>
+        <w:t>(fila 46, col. D; la fila 47 está vacía)</w:t>
+      </w:r>
+      <w:r>
+        <w:rPr>
+          <w:rFonts w:ascii="Calibri" w:hAnsi="Calibri"/>
+          <w:b w:val="0"/>
+          <w:color w:val="2B2B2B"/>
+          <w:sz w:val="22"/>
+        </w:rPr>
+        <w:t>: si aparece un segundo expositor, se deja exponer con normalidad y va como observación administrativa (§7, último condicional).</w:t>
+      </w:r>
+    </w:p>
+    <w:p>
+      <w:pPr>
+        <w:spacing w:before="200" w:after="60"/>
+      </w:pPr>
+      <w:r>
+        <w:rPr>
+          <w:rFonts w:ascii="Calibri" w:hAnsi="Calibri"/>
+          <w:b/>
+          <w:color w:val="007433"/>
+          <w:sz w:val="32"/>
+        </w:rPr>
+        <w:t>6. PREGUNTAS ANTES de escuchar la sustentación</w:t>
       </w:r>
     </w:p>
     <w:p>
@@ -1657,7 +2568,26 @@
           <w:color w:val="2B2B2B"/>
           <w:sz w:val="21"/>
         </w:rPr>
-        <w:t xml:space="preserve"> del objetivo general y del título declarados por la Dirección *(fila 46, cols. G e I)*, porque no hay otra fuente. Ninguna presupone contenido del documento. Caben en tres minutos: son cortas y de respuesta verificable.</w:t>
+        <w:t xml:space="preserve"> del objetivo general y del título declarados por la Dirección </w:t>
+      </w:r>
+      <w:r>
+        <w:rPr>
+          <w:rFonts w:ascii="Calibri" w:hAnsi="Calibri"/>
+          <w:i/>
+          <w:color w:val="2B2B2B"/>
+          <w:sz w:val="21"/>
+        </w:rPr>
+        <w:t>(fila 46, cols. G e I)</w:t>
+      </w:r>
+      <w:r>
+        <w:rPr>
+          <w:rFonts w:ascii="Calibri" w:hAnsi="Calibri"/>
+          <w:b w:val="0"/>
+          <w:i/>
+          <w:color w:val="2B2B2B"/>
+          <w:sz w:val="21"/>
+        </w:rPr>
+        <w:t>, porque no hay otra fuente. Ninguna presupone contenido del documento. Caben en tres minutos: son cortas y de respuesta verificable.</w:t>
       </w:r>
     </w:p>
     <w:p>
@@ -1682,7 +2612,7 @@
           <w:color w:val="2B2B2B"/>
           <w:sz w:val="22"/>
         </w:rPr>
-        <w:t>1) «Su objetivo general dice "diseñar e implementar". Cuéntenos en qué estado está hoy la intranet en el Centro de Servicios: ¿está en operación, desde qué fecha y quiénes la usan?»</w:t>
+        <w:t>1) «El objetivo general que quedó inscrito en el cronograma dice “diseñar e implementar”. Comparta pantalla, por favor, y ábrame la intranet ahora. Si no la puede abrir aquí, dígame la URL o el nombre del servidor donde está instalada; y si no está instalada en ninguna parte, dígalo con esas palabras.»</w:t>
       </w:r>
     </w:p>
     <w:p>
@@ -1696,7 +2626,7 @@
           <w:color w:val="2B2B2B"/>
           <w:sz w:val="22"/>
         </w:rPr>
-        <w:t>Por qué se pregunta.</w:t>
+        <w:t>Sale de.</w:t>
       </w:r>
       <w:r>
         <w:rPr>
@@ -1705,7 +2635,61 @@
           <w:color w:val="2B2B2B"/>
           <w:sz w:val="22"/>
         </w:rPr>
-        <w:t xml:space="preserve"> El verbo compromete un sistema funcionando, no un diseño *(fila 46, col. I)*, y no existe ninguna evidencia disponible del producto: la carpeta del grupo está vacía (verificado 15/08/2026).</w:t>
+        <w:t xml:space="preserve"> Del </w:t>
+      </w:r>
+      <w:r>
+        <w:rPr>
+          <w:rFonts w:ascii="Calibri" w:hAnsi="Calibri"/>
+          <w:b/>
+          <w:color w:val="2B2B2B"/>
+          <w:sz w:val="22"/>
+        </w:rPr>
+        <w:t>cronograma</w:t>
+      </w:r>
+      <w:r>
+        <w:rPr>
+          <w:rFonts w:ascii="Calibri" w:hAnsi="Calibri"/>
+          <w:b w:val="0"/>
+          <w:color w:val="2B2B2B"/>
+          <w:sz w:val="22"/>
+        </w:rPr>
+        <w:t xml:space="preserve">, única fuente: el verbo «diseñar e implementar» </w:t>
+      </w:r>
+      <w:r>
+        <w:rPr>
+          <w:rFonts w:ascii="Calibri" w:hAnsi="Calibri"/>
+          <w:i/>
+          <w:color w:val="2B2B2B"/>
+          <w:sz w:val="22"/>
+        </w:rPr>
+        <w:t>(fila 46, col. I)</w:t>
+      </w:r>
+      <w:r>
+        <w:rPr>
+          <w:rFonts w:ascii="Calibri" w:hAnsi="Calibri"/>
+          <w:b w:val="0"/>
+          <w:color w:val="2B2B2B"/>
+          <w:sz w:val="22"/>
+        </w:rPr>
+        <w:t xml:space="preserve">. </w:t>
+      </w:r>
+      <w:r>
+        <w:rPr>
+          <w:rFonts w:ascii="Calibri" w:hAnsi="Calibri"/>
+          <w:b/>
+          <w:color w:val="2B2B2B"/>
+          <w:sz w:val="22"/>
+        </w:rPr>
+        <w:t>Ni del documento ni de un mazo: no existe ninguno de los dos</w:t>
+      </w:r>
+      <w:r>
+        <w:rPr>
+          <w:rFonts w:ascii="Calibri" w:hAnsi="Calibri"/>
+          <w:b w:val="0"/>
+          <w:color w:val="2B2B2B"/>
+          <w:sz w:val="22"/>
+        </w:rPr>
+        <w:t xml:space="preserve"> (§5). La evidencia que la pregunta pide se produce en vivo, en la pantalla.</w:t>
       </w:r>
     </w:p>
     <w:p>
@@ -1719,7 +2703,7 @@
           <w:color w:val="2B2B2B"/>
           <w:sz w:val="22"/>
         </w:rPr>
-        <w:t>Qué la resuelve.</w:t>
+        <w:t>Por qué se pregunta.</w:t>
       </w:r>
       <w:r>
         <w:rPr>
@@ -1728,7 +2712,25 @@
           <w:color w:val="2B2B2B"/>
           <w:sz w:val="22"/>
         </w:rPr>
-        <w:t xml:space="preserve"> Fecha de puesta en marcha, entorno donde corre (servidor de la empresa, nube, intranet interna), número de usuarios o de bases procesadas, área dueña del sistema, y —lo mejor— mostrarlo en pantalla o una captura fechada.</w:t>
+        <w:t xml:space="preserve"> El verbo compromete un sistema funcionando, no un diseño </w:t>
+      </w:r>
+      <w:r>
+        <w:rPr>
+          <w:rFonts w:ascii="Calibri" w:hAnsi="Calibri"/>
+          <w:i/>
+          <w:color w:val="2B2B2B"/>
+          <w:sz w:val="22"/>
+        </w:rPr>
+        <w:t>(fila 46, col. I)</w:t>
+      </w:r>
+      <w:r>
+        <w:rPr>
+          <w:rFonts w:ascii="Calibri" w:hAnsi="Calibri"/>
+          <w:b w:val="0"/>
+          <w:color w:val="2B2B2B"/>
+          <w:sz w:val="22"/>
+        </w:rPr>
+        <w:t>, y no existe ninguna evidencia disponible del producto: la carpeta del grupo está vacía (verificado 15/08/2026). Pedir la pantalla —y, en su defecto, la URL o el servidor— convierte la pregunta en un artefacto verificable en el momento; la versión antigua («cuéntenos en qué estado está hoy») se contestaba con un relato. El tercer escalón, «dígalo con esas palabras», deja que declare el límite sin que nadie tenga que acusarla.</w:t>
       </w:r>
     </w:p>
     <w:p>
@@ -1742,7 +2744,7 @@
           <w:color w:val="2B2B2B"/>
           <w:sz w:val="22"/>
         </w:rPr>
-        <w:t>Qué la agrava.</w:t>
+        <w:t>Qué la resuelve.</w:t>
       </w:r>
       <w:r>
         <w:rPr>
@@ -1751,54 +2753,7 @@
           <w:color w:val="2B2B2B"/>
           <w:sz w:val="22"/>
         </w:rPr>
-        <w:t xml:space="preserve"> «Es un prototipo en mi máquina», «quedó en mockups», «está pendiente de aprobación» </w:t>
-      </w:r>
-      <w:r>
-        <w:rPr>
-          <w:rFonts w:ascii="Calibri" w:hAnsi="Calibri"/>
-          <w:b/>
-          <w:color w:val="2B2B2B"/>
-          <w:sz w:val="22"/>
-        </w:rPr>
-        <w:t>dicho como si fuera lo mismo que implementar</w:t>
-      </w:r>
-      <w:r>
-        <w:rPr>
-          <w:rFonts w:ascii="Calibri" w:hAnsi="Calibri"/>
-          <w:b w:val="0"/>
-          <w:color w:val="2B2B2B"/>
-          <w:sz w:val="22"/>
-        </w:rPr>
-        <w:t xml:space="preserve">. Nota: reconocerlo abiertamente como límite de alcance </w:t>
-      </w:r>
-      <w:r>
-        <w:rPr>
-          <w:rFonts w:ascii="Calibri" w:hAnsi="Calibri"/>
-          <w:b/>
-          <w:color w:val="2B2B2B"/>
-          <w:sz w:val="22"/>
-        </w:rPr>
-        <w:t>no</w:t>
-      </w:r>
-      <w:r>
-        <w:rPr>
-          <w:rFonts w:ascii="Calibri" w:hAnsi="Calibri"/>
-          <w:b w:val="0"/>
-          <w:color w:val="2B2B2B"/>
-          <w:sz w:val="22"/>
-        </w:rPr>
-        <w:t xml:space="preserve"> agrava; agrava presentarlo como implementación cumplida.</w:t>
-      </w:r>
-    </w:p>
-    <w:p>
-      <w:r>
-        <w:rPr>
-          <w:rFonts w:ascii="Calibri" w:hAnsi="Calibri"/>
-          <w:b/>
-          <w:color w:val="2B2B2B"/>
-          <w:sz w:val="22"/>
-        </w:rPr>
-        <w:t>2) «El título promete optimizar la atención al cliente y el objetivo trabaja sobre la higienización de bases de datos. ¿Qué indicador midió antes y después de la intranet, y cuánto cambió?»</w:t>
+        <w:t xml:space="preserve"> La intranet abierta en pantalla compartida; o URL, nombre del servidor o entorno donde corre, con fecha de puesta en marcha, número de usuarios o de bases procesadas y área dueña del sistema; o una captura fechada.</w:t>
       </w:r>
     </w:p>
     <w:p>
@@ -1812,7 +2767,7 @@
           <w:color w:val="2B2B2B"/>
           <w:sz w:val="22"/>
         </w:rPr>
-        <w:t>Por qué se pregunta.</w:t>
+        <w:t>Qué la agrava.</w:t>
       </w:r>
       <w:r>
         <w:rPr>
@@ -1821,7 +2776,54 @@
           <w:color w:val="2B2B2B"/>
           <w:sz w:val="22"/>
         </w:rPr>
-        <w:t xml:space="preserve"> El título anuncia un efecto en el cliente *(col. G)*; el objetivo describe un proceso interno *(col. I)*. «Optimizar» aparece sin ninguna unidad de medida declarada. Es la pregunta que discrimina entre un trabajo que midió y uno que solo afirmó.</w:t>
+        <w:t xml:space="preserve"> «Es un prototipo en mi máquina», «quedó en mockups», «está pendiente de aprobación» </w:t>
+      </w:r>
+      <w:r>
+        <w:rPr>
+          <w:rFonts w:ascii="Calibri" w:hAnsi="Calibri"/>
+          <w:b/>
+          <w:color w:val="2B2B2B"/>
+          <w:sz w:val="22"/>
+        </w:rPr>
+        <w:t>dicho como si fuera lo mismo que implementar</w:t>
+      </w:r>
+      <w:r>
+        <w:rPr>
+          <w:rFonts w:ascii="Calibri" w:hAnsi="Calibri"/>
+          <w:b w:val="0"/>
+          <w:color w:val="2B2B2B"/>
+          <w:sz w:val="22"/>
+        </w:rPr>
+        <w:t xml:space="preserve">. Nota: reconocerlo abiertamente como límite de alcance </w:t>
+      </w:r>
+      <w:r>
+        <w:rPr>
+          <w:rFonts w:ascii="Calibri" w:hAnsi="Calibri"/>
+          <w:b/>
+          <w:color w:val="2B2B2B"/>
+          <w:sz w:val="22"/>
+        </w:rPr>
+        <w:t>no</w:t>
+      </w:r>
+      <w:r>
+        <w:rPr>
+          <w:rFonts w:ascii="Calibri" w:hAnsi="Calibri"/>
+          <w:b w:val="0"/>
+          <w:color w:val="2B2B2B"/>
+          <w:sz w:val="22"/>
+        </w:rPr>
+        <w:t xml:space="preserve"> agrava; agrava presentarlo como implementación cumplida.</w:t>
+      </w:r>
+    </w:p>
+    <w:p>
+      <w:r>
+        <w:rPr>
+          <w:rFonts w:ascii="Calibri" w:hAnsi="Calibri"/>
+          <w:b/>
+          <w:color w:val="2B2B2B"/>
+          <w:sz w:val="22"/>
+        </w:rPr>
+        <w:t>2) «Su objetivo general dice “estandarizar, automatizar y optimizar el proceso”, y el título promete “optimizar la atención al cliente”. ¿Cuántos minutos tarda hoy un operador del CDS en higienizar y validar una base de un cliente? Aproximado y de memoria me sirve, pero deme el número. Si nunca se midió, dígalo con esas palabras.»</w:t>
       </w:r>
     </w:p>
     <w:p>
@@ -1835,7 +2837,7 @@
           <w:color w:val="2B2B2B"/>
           <w:sz w:val="22"/>
         </w:rPr>
-        <w:t>Qué la resuelve.</w:t>
+        <w:t>Sale de.</w:t>
       </w:r>
       <w:r>
         <w:rPr>
@@ -1844,7 +2846,79 @@
           <w:color w:val="2B2B2B"/>
           <w:sz w:val="22"/>
         </w:rPr>
-        <w:t xml:space="preserve"> Un indicador concreto con línea base y medición posterior: minutos u horas para validar una póliza, porcentaje de solicitudes devueltas por datos errados, número de bases procesadas por día, reprocesos evitados. Con periodo comparado y de dónde salió el dato.</w:t>
+        <w:t xml:space="preserve"> Del </w:t>
+      </w:r>
+      <w:r>
+        <w:rPr>
+          <w:rFonts w:ascii="Calibri" w:hAnsi="Calibri"/>
+          <w:b/>
+          <w:color w:val="2B2B2B"/>
+          <w:sz w:val="22"/>
+        </w:rPr>
+        <w:t>cronograma</w:t>
+      </w:r>
+      <w:r>
+        <w:rPr>
+          <w:rFonts w:ascii="Calibri" w:hAnsi="Calibri"/>
+          <w:b w:val="0"/>
+          <w:color w:val="2B2B2B"/>
+          <w:sz w:val="22"/>
+        </w:rPr>
+        <w:t xml:space="preserve">: «optimizar la atención al cliente» </w:t>
+      </w:r>
+      <w:r>
+        <w:rPr>
+          <w:rFonts w:ascii="Calibri" w:hAnsi="Calibri"/>
+          <w:i/>
+          <w:color w:val="2B2B2B"/>
+          <w:sz w:val="22"/>
+        </w:rPr>
+        <w:t>(fila 46, col. G)</w:t>
+      </w:r>
+      <w:r>
+        <w:rPr>
+          <w:rFonts w:ascii="Calibri" w:hAnsi="Calibri"/>
+          <w:b w:val="0"/>
+          <w:color w:val="2B2B2B"/>
+          <w:sz w:val="22"/>
+        </w:rPr>
+        <w:t xml:space="preserve"> y «estandarizar, automatizar y optimizar el proceso de recepción…» </w:t>
+      </w:r>
+      <w:r>
+        <w:rPr>
+          <w:rFonts w:ascii="Calibri" w:hAnsi="Calibri"/>
+          <w:i/>
+          <w:color w:val="2B2B2B"/>
+          <w:sz w:val="22"/>
+        </w:rPr>
+        <w:t>(fila 46, col. I)</w:t>
+      </w:r>
+      <w:r>
+        <w:rPr>
+          <w:rFonts w:ascii="Calibri" w:hAnsi="Calibri"/>
+          <w:b w:val="0"/>
+          <w:color w:val="2B2B2B"/>
+          <w:sz w:val="22"/>
+        </w:rPr>
+        <w:t xml:space="preserve">, ninguno con cifra ni unidad. </w:t>
+      </w:r>
+      <w:r>
+        <w:rPr>
+          <w:rFonts w:ascii="Calibri" w:hAnsi="Calibri"/>
+          <w:b/>
+          <w:color w:val="2B2B2B"/>
+          <w:sz w:val="22"/>
+        </w:rPr>
+        <w:t>Del mazo, nada</w:t>
+      </w:r>
+      <w:r>
+        <w:rPr>
+          <w:rFonts w:ascii="Calibri" w:hAnsi="Calibri"/>
+          <w:b w:val="0"/>
+          <w:color w:val="2B2B2B"/>
+          <w:sz w:val="22"/>
+        </w:rPr>
+        <w:t xml:space="preserve"> (§5); si proyectan un indicador con línea base, la pregunta se convierte en pedir el denominador y el periodo (§7).</w:t>
       </w:r>
     </w:p>
     <w:p>
@@ -1858,7 +2932,7 @@
           <w:color w:val="2B2B2B"/>
           <w:sz w:val="22"/>
         </w:rPr>
-        <w:t>Qué la agrava.</w:t>
+        <w:t>Por qué se pregunta.</w:t>
       </w:r>
       <w:r>
         <w:rPr>
@@ -1867,10 +2941,44 @@
           <w:color w:val="2B2B2B"/>
           <w:sz w:val="22"/>
         </w:rPr>
-        <w:t xml:space="preserve"> Adjetivos sin cifra («quedó mucho más rápido», «se optimizó bastante»); una cifra sin línea base ni periodo; o responder sobre la mejora del proceso de datos como si fuera automáticamente una mejora de la atención al cliente, sin explicar el eslabón intermedio.</w:t>
-      </w:r>
-    </w:p>
-    <w:p>
+        <w:t xml:space="preserve"> «Optimizar» aparece una vez en el título —«optimizar la atención al cliente», </w:t>
+      </w:r>
+      <w:r>
+        <w:rPr>
+          <w:rFonts w:ascii="Calibri" w:hAnsi="Calibri"/>
+          <w:i/>
+          <w:color w:val="2B2B2B"/>
+          <w:sz w:val="22"/>
+        </w:rPr>
+        <w:t>col. G</w:t>
+      </w:r>
+      <w:r>
+        <w:rPr>
+          <w:rFonts w:ascii="Calibri" w:hAnsi="Calibri"/>
+          <w:b w:val="0"/>
+          <w:color w:val="2B2B2B"/>
+          <w:sz w:val="22"/>
+        </w:rPr>
+        <w:t xml:space="preserve">— y una vez en el objetivo —«estandarizar, automatizar y optimizar el proceso de recepción…», </w:t>
+      </w:r>
+      <w:r>
+        <w:rPr>
+          <w:rFonts w:ascii="Calibri" w:hAnsi="Calibri"/>
+          <w:i/>
+          <w:color w:val="2B2B2B"/>
+          <w:sz w:val="22"/>
+        </w:rPr>
+        <w:t>col. I</w:t>
+      </w:r>
+      <w:r>
+        <w:rPr>
+          <w:rFonts w:ascii="Calibri" w:hAnsi="Calibri"/>
+          <w:b w:val="0"/>
+          <w:color w:val="2B2B2B"/>
+          <w:sz w:val="22"/>
+        </w:rPr>
+        <w:t xml:space="preserve">—, y en ninguno de los dos casos con una cifra, una línea base ni una unidad de medida; la «prestación eficiente del servicio de asistencia» del mismo objetivo lo refuerza. Preguntar por </w:t>
+      </w:r>
       <w:r>
         <w:rPr>
           <w:rFonts w:ascii="Calibri" w:hAnsi="Calibri"/>
@@ -1878,7 +2986,16 @@
           <w:color w:val="2B2B2B"/>
           <w:sz w:val="22"/>
         </w:rPr>
-        <w:t>3) «La intranet recibe bases de datos de clientes para validar pólizas: ¿con qué autorización de la empresa trabajó esos datos y cómo protegió los datos personales en el proyecto y en el documento?»</w:t>
+        <w:t>minutos</w:t>
+      </w:r>
+      <w:r>
+        <w:rPr>
+          <w:rFonts w:ascii="Calibri" w:hAnsi="Calibri"/>
+          <w:b w:val="0"/>
+          <w:color w:val="2B2B2B"/>
+          <w:sz w:val="22"/>
+        </w:rPr>
+        <w:t xml:space="preserve"> y autorizar el «aproximado y de memoria» mata de entrada la salida «el dato está en el documento»: quien vivió el proceso conoce ese número, y quien no lo midió tiene una frase honesta a mano.</w:t>
       </w:r>
     </w:p>
     <w:p>
@@ -1892,7 +3009,7 @@
           <w:color w:val="2B2B2B"/>
           <w:sz w:val="22"/>
         </w:rPr>
-        <w:t>Por qué se pregunta.</w:t>
+        <w:t>Qué la resuelve.</w:t>
       </w:r>
       <w:r>
         <w:rPr>
@@ -1901,7 +3018,7 @@
           <w:color w:val="2B2B2B"/>
           <w:sz w:val="22"/>
         </w:rPr>
-        <w:t xml:space="preserve"> El objetivo general declara recepción, higienización y transformación de bases enviadas por los clientes y validación de pólizas *(col. I)*: eso es tratamiento de datos personales de terceros bajo la Ley 1581 de 2012, y no hay constancia disponible de aval ni de anonimización.</w:t>
+        <w:t xml:space="preserve"> El número, aunque sea aproximado, y a poder ser el par: cuántos minutos antes y cuántos después. Sirve igual cualquier otro indicador con línea base y periodo —porcentaje de solicitudes devueltas por datos errados, bases procesadas por día, reprocesos evitados—, siempre con el origen del dato.</w:t>
       </w:r>
     </w:p>
     <w:p>
@@ -1915,7 +3032,7 @@
           <w:color w:val="2B2B2B"/>
           <w:sz w:val="22"/>
         </w:rPr>
-        <w:t>Qué la resuelve.</w:t>
+        <w:t>Qué la agrava.</w:t>
       </w:r>
       <w:r>
         <w:rPr>
@@ -1924,7 +3041,18 @@
           <w:color w:val="2B2B2B"/>
           <w:sz w:val="22"/>
         </w:rPr>
-        <w:t xml:space="preserve"> Carta o aval de la empresa; datos anonimizados, enmascarados o ficticios para el documento y las capturas; acuerdo de confidencialidad; mención de la política de tratamiento de datos de la compañía; y decir quién es el responsable del tratamiento.</w:t>
+        <w:t xml:space="preserve"> Adjetivos sin cifra («quedó mucho más rápido», «se optimizó bastante»); una cifra sin línea base ni periodo; o responder sobre la mejora del proceso de datos como si fuera automáticamente una mejora de la atención al cliente, sin explicar el eslabón intermedio.</w:t>
+      </w:r>
+    </w:p>
+    <w:p>
+      <w:r>
+        <w:rPr>
+          <w:rFonts w:ascii="Calibri" w:hAnsi="Calibri"/>
+          <w:b/>
+          <w:color w:val="2B2B2B"/>
+          <w:sz w:val="22"/>
+        </w:rPr>
+        <w:t>3) «Nombre y cargo: ¿quién en la empresa autorizó el uso de las bases de datos enviadas por los clientes, y en qué mes se dio esa autorización? Si el permiso fue verbal, o si nadie lo dio, dígalo así.»</w:t>
       </w:r>
     </w:p>
     <w:p>
@@ -1938,6 +3066,165 @@
           <w:color w:val="2B2B2B"/>
           <w:sz w:val="22"/>
         </w:rPr>
+        <w:t>Sale de.</w:t>
+      </w:r>
+      <w:r>
+        <w:rPr>
+          <w:rFonts w:ascii="Calibri" w:hAnsi="Calibri"/>
+          <w:b w:val="0"/>
+          <w:color w:val="2B2B2B"/>
+          <w:sz w:val="22"/>
+        </w:rPr>
+        <w:t xml:space="preserve"> Del </w:t>
+      </w:r>
+      <w:r>
+        <w:rPr>
+          <w:rFonts w:ascii="Calibri" w:hAnsi="Calibri"/>
+          <w:b/>
+          <w:color w:val="2B2B2B"/>
+          <w:sz w:val="22"/>
+        </w:rPr>
+        <w:t>cronograma</w:t>
+      </w:r>
+      <w:r>
+        <w:rPr>
+          <w:rFonts w:ascii="Calibri" w:hAnsi="Calibri"/>
+          <w:b w:val="0"/>
+          <w:color w:val="2B2B2B"/>
+          <w:sz w:val="22"/>
+        </w:rPr>
+        <w:t xml:space="preserve">: «las bases de datos enviadas por los clientes» y «la validación de pólizas» </w:t>
+      </w:r>
+      <w:r>
+        <w:rPr>
+          <w:rFonts w:ascii="Calibri" w:hAnsi="Calibri"/>
+          <w:i/>
+          <w:color w:val="2B2B2B"/>
+          <w:sz w:val="22"/>
+        </w:rPr>
+        <w:t>(fila 46, col. I)</w:t>
+      </w:r>
+      <w:r>
+        <w:rPr>
+          <w:rFonts w:ascii="Calibri" w:hAnsi="Calibri"/>
+          <w:b w:val="0"/>
+          <w:color w:val="2B2B2B"/>
+          <w:sz w:val="22"/>
+        </w:rPr>
+        <w:t xml:space="preserve">. </w:t>
+      </w:r>
+      <w:r>
+        <w:rPr>
+          <w:rFonts w:ascii="Calibri" w:hAnsi="Calibri"/>
+          <w:b/>
+          <w:color w:val="2B2B2B"/>
+          <w:sz w:val="22"/>
+        </w:rPr>
+        <w:t>Del mazo, nada</w:t>
+      </w:r>
+      <w:r>
+        <w:rPr>
+          <w:rFonts w:ascii="Calibri" w:hAnsi="Calibri"/>
+          <w:b w:val="0"/>
+          <w:color w:val="2B2B2B"/>
+          <w:sz w:val="22"/>
+        </w:rPr>
+        <w:t xml:space="preserve"> (§5) — pero si las capturas proyectadas traen datos de clientes sin enmascarar, la pregunta deja de ser preventiva y se anota lo que se vea, sin leerlo en voz alta.</w:t>
+      </w:r>
+    </w:p>
+    <w:p>
+      <w:pPr>
+        <w:pStyle w:val="ListBullet"/>
+      </w:pPr>
+      <w:r>
+        <w:rPr>
+          <w:rFonts w:ascii="Calibri" w:hAnsi="Calibri"/>
+          <w:b/>
+          <w:color w:val="2B2B2B"/>
+          <w:sz w:val="22"/>
+        </w:rPr>
+        <w:t>Por qué se pregunta.</w:t>
+      </w:r>
+      <w:r>
+        <w:rPr>
+          <w:rFonts w:ascii="Calibri" w:hAnsi="Calibri"/>
+          <w:b w:val="0"/>
+          <w:color w:val="2B2B2B"/>
+          <w:sz w:val="22"/>
+        </w:rPr>
+        <w:t xml:space="preserve"> El objetivo general declara recepción, higienización y transformación de </w:t>
+      </w:r>
+      <w:r>
+        <w:rPr>
+          <w:rFonts w:ascii="Calibri" w:hAnsi="Calibri"/>
+          <w:b/>
+          <w:color w:val="2B2B2B"/>
+          <w:sz w:val="22"/>
+        </w:rPr>
+        <w:t>las bases de datos enviadas por los clientes</w:t>
+      </w:r>
+      <w:r>
+        <w:rPr>
+          <w:rFonts w:ascii="Calibri" w:hAnsi="Calibri"/>
+          <w:b w:val="0"/>
+          <w:color w:val="2B2B2B"/>
+          <w:sz w:val="22"/>
+        </w:rPr>
+        <w:t xml:space="preserve"> para entregar «la información necesaria para la validación de pólizas» </w:t>
+      </w:r>
+      <w:r>
+        <w:rPr>
+          <w:rFonts w:ascii="Calibri" w:hAnsi="Calibri"/>
+          <w:i/>
+          <w:color w:val="2B2B2B"/>
+          <w:sz w:val="22"/>
+        </w:rPr>
+        <w:t>(col. I)</w:t>
+      </w:r>
+      <w:r>
+        <w:rPr>
+          <w:rFonts w:ascii="Calibri" w:hAnsi="Calibri"/>
+          <w:b w:val="0"/>
+          <w:color w:val="2B2B2B"/>
+          <w:sz w:val="22"/>
+        </w:rPr>
+        <w:t>: eso es tratamiento de datos personales de terceros bajo la Ley 1581 de 2012, y no hay constancia disponible de aval ni de anonimización. Se pide un nombre, un cargo y un mes porque son lo único que no se puede improvisar; y no se pregunta por el documento, que aquí no existe y cuyo paradero no se toca en sala (§9).</w:t>
+      </w:r>
+    </w:p>
+    <w:p>
+      <w:pPr>
+        <w:pStyle w:val="ListBullet"/>
+      </w:pPr>
+      <w:r>
+        <w:rPr>
+          <w:rFonts w:ascii="Calibri" w:hAnsi="Calibri"/>
+          <w:b/>
+          <w:color w:val="2B2B2B"/>
+          <w:sz w:val="22"/>
+        </w:rPr>
+        <w:t>Qué la resuelve.</w:t>
+      </w:r>
+      <w:r>
+        <w:rPr>
+          <w:rFonts w:ascii="Calibri" w:hAnsi="Calibri"/>
+          <w:b w:val="0"/>
+          <w:color w:val="2B2B2B"/>
+          <w:sz w:val="22"/>
+        </w:rPr>
+        <w:t xml:space="preserve"> Nombre y cargo de quien autorizó, con el mes; y, si lo tiene, carta o aval de la empresa, acuerdo de confidencialidad, datos anonimizados, enmascarados o ficticios para las capturas, mención de la política de tratamiento de datos de la compañía y quién es el responsable del tratamiento.</w:t>
+      </w:r>
+    </w:p>
+    <w:p>
+      <w:pPr>
+        <w:pStyle w:val="ListBullet"/>
+      </w:pPr>
+      <w:r>
+        <w:rPr>
+          <w:rFonts w:ascii="Calibri" w:hAnsi="Calibri"/>
+          <w:b/>
+          <w:color w:val="2B2B2B"/>
+          <w:sz w:val="22"/>
+        </w:rPr>
         <w:t>Qué la agrava.</w:t>
       </w:r>
       <w:r>
@@ -1947,7 +3234,7 @@
           <w:color w:val="2B2B2B"/>
           <w:sz w:val="22"/>
         </w:rPr>
-        <w:t xml:space="preserve"> No haber pensado el tema, o dejar entender que se usaron bases reales identificables y se pegaron en el documento. Es una pregunta que ella debería poder contestar en 30 segundos si el proyecto se hizo dentro de la empresa: está diseñada para que demuestre criterio profesional, no para acorralarla.</w:t>
+        <w:t xml:space="preserve"> No haber pensado el tema, o dejar entender que se usaron bases reales identificables. Es una pregunta que se debería poder contestar en 30 segundos si el proyecto se hizo dentro de la empresa: está diseñada para que demuestre criterio profesional, no para acorralar a nadie. Un «fue verbal» dicho con naturalidad es una respuesta válida.</w:t>
       </w:r>
     </w:p>
     <w:p>
@@ -1966,17 +3253,19 @@
     </w:p>
     <w:p>
       <w:pPr>
-        <w:pStyle w:val="ListBullet"/>
+        <w:spacing w:before="140" w:after="60"/>
       </w:pPr>
       <w:r>
         <w:rPr>
           <w:rFonts w:ascii="Calibri" w:hAnsi="Calibri"/>
           <w:b/>
-          <w:color w:val="2B2B2B"/>
-          <w:sz w:val="22"/>
-        </w:rPr>
-        <w:t>R1.</w:t>
-      </w:r>
+          <w:color w:val="0C2340"/>
+          <w:sz w:val="27"/>
+        </w:rPr>
+        <w:t>Del documento</w:t>
+      </w:r>
+    </w:p>
+    <w:p>
       <w:r>
         <w:rPr>
           <w:rFonts w:ascii="Calibri" w:hAnsi="Calibri"/>
@@ -1984,7 +3273,25 @@
           <w:color w:val="2B2B2B"/>
           <w:sz w:val="22"/>
         </w:rPr>
-        <w:t xml:space="preserve"> «Enúncienos sus objetivos específicos y dígame, uno por uno, dónde quedó el resultado de cada uno.» *(Suple la lectura del documento; es la primera que uso si me sobra tiempo o si la exposición fue desordenada.)*</w:t>
+        <w:t xml:space="preserve">Con una advertencia: </w:t>
+      </w:r>
+      <w:r>
+        <w:rPr>
+          <w:rFonts w:ascii="Calibri" w:hAnsi="Calibri"/>
+          <w:b/>
+          <w:color w:val="2B2B2B"/>
+          <w:sz w:val="22"/>
+        </w:rPr>
+        <w:t>no hay documento</w:t>
+      </w:r>
+      <w:r>
+        <w:rPr>
+          <w:rFonts w:ascii="Calibri" w:hAnsi="Calibri"/>
+          <w:b w:val="0"/>
+          <w:color w:val="2B2B2B"/>
+          <w:sz w:val="22"/>
+        </w:rPr>
+        <w:t>, así que estas no salen de páginas sino del enunciado del cronograma y de lo que un jurado necesitaría y no está declarado (§1). Suplen la lectura que no se pudo hacer.</w:t>
       </w:r>
     </w:p>
     <w:p>
@@ -1998,7 +3305,7 @@
           <w:color w:val="2B2B2B"/>
           <w:sz w:val="22"/>
         </w:rPr>
-        <w:t>R2.</w:t>
+        <w:t>4.</w:t>
       </w:r>
       <w:r>
         <w:rPr>
@@ -2007,7 +3314,16 @@
           <w:color w:val="2B2B2B"/>
           <w:sz w:val="22"/>
         </w:rPr>
-        <w:t xml:space="preserve"> «¿Qué es el CDS: de qué empresa, de qué sector y cuántas bases de clientes procesa al mes?» *(Contexto y línea base; el cronograma solo dice «Centro de Servicios (CDS)», col. I.)*</w:t>
+        <w:t xml:space="preserve"> «Enúncienos sus objetivos específicos y dígame, uno por uno, dónde quedó el resultado de cada uno.» </w:t>
+      </w:r>
+      <w:r>
+        <w:rPr>
+          <w:rFonts w:ascii="Calibri" w:hAnsi="Calibri"/>
+          <w:i/>
+          <w:color w:val="2B2B2B"/>
+          <w:sz w:val="22"/>
+        </w:rPr>
+        <w:t>(Suple la lectura del documento; es la primera que uso si me sobra tiempo o si la exposición fue desordenada.)</w:t>
       </w:r>
     </w:p>
     <w:p>
@@ -2021,7 +3337,7 @@
           <w:color w:val="2B2B2B"/>
           <w:sz w:val="22"/>
         </w:rPr>
-        <w:t>R3.</w:t>
+        <w:t>5.</w:t>
       </w:r>
       <w:r>
         <w:rPr>
@@ -2030,7 +3346,16 @@
           <w:color w:val="2B2B2B"/>
           <w:sz w:val="22"/>
         </w:rPr>
-        <w:t xml:space="preserve"> «¿Qué significa "higienización" en su proceso? Deme un ejemplo de un error típico de una base que la intranet corrige.» *(Dominio real del proceso; distingue a quien vivió el problema de quien lo copió.)*</w:t>
+        <w:t xml:space="preserve"> «¿Qué es el CDS: de qué empresa, de qué sector y cuántas bases de clientes procesa al mes?» </w:t>
+      </w:r>
+      <w:r>
+        <w:rPr>
+          <w:rFonts w:ascii="Calibri" w:hAnsi="Calibri"/>
+          <w:i/>
+          <w:color w:val="2B2B2B"/>
+          <w:sz w:val="22"/>
+        </w:rPr>
+        <w:t>(Contexto y línea base; el cronograma solo dice «Centro de Servicios (CDS)», col. I.)</w:t>
       </w:r>
     </w:p>
     <w:p>
@@ -2044,7 +3369,7 @@
           <w:color w:val="2B2B2B"/>
           <w:sz w:val="22"/>
         </w:rPr>
-        <w:t>R4.</w:t>
+        <w:t>6.</w:t>
       </w:r>
       <w:r>
         <w:rPr>
@@ -2053,7 +3378,16 @@
           <w:color w:val="2B2B2B"/>
           <w:sz w:val="22"/>
         </w:rPr>
-        <w:t xml:space="preserve"> «¿Qué arquitectura y tecnologías usó, y quién sostiene el sistema cuando usted no esté?» *(Sostenibilidad y dominio técnico.)*</w:t>
+        <w:t xml:space="preserve"> «¿Qué significa “higienización” en su proceso? Deme un ejemplo de un error típico de una base que la intranet corrige.» </w:t>
+      </w:r>
+      <w:r>
+        <w:rPr>
+          <w:rFonts w:ascii="Calibri" w:hAnsi="Calibri"/>
+          <w:i/>
+          <w:color w:val="2B2B2B"/>
+          <w:sz w:val="22"/>
+        </w:rPr>
+        <w:t>(Dominio real del proceso; distingue a quien vivió el problema de quien lo copió.)</w:t>
       </w:r>
     </w:p>
     <w:p>
@@ -2067,7 +3401,7 @@
           <w:color w:val="2B2B2B"/>
           <w:sz w:val="22"/>
         </w:rPr>
-        <w:t>R5.</w:t>
+        <w:t>7.</w:t>
       </w:r>
       <w:r>
         <w:rPr>
@@ -2076,7 +3410,16 @@
           <w:color w:val="2B2B2B"/>
           <w:sz w:val="22"/>
         </w:rPr>
-        <w:t xml:space="preserve"> «¿Cuál fue el enfoque y el alcance metodológico, y con qué técnica levantó el proceso anterior a la intranet?» *(El hueco metodológico probable.)*</w:t>
+        <w:t xml:space="preserve"> «¿Qué arquitectura y tecnologías usó, y quién sostiene el sistema cuando usted no esté?» </w:t>
+      </w:r>
+      <w:r>
+        <w:rPr>
+          <w:rFonts w:ascii="Calibri" w:hAnsi="Calibri"/>
+          <w:i/>
+          <w:color w:val="2B2B2B"/>
+          <w:sz w:val="22"/>
+        </w:rPr>
+        <w:t>(Sostenibilidad y dominio técnico.)</w:t>
       </w:r>
     </w:p>
     <w:p>
@@ -2090,7 +3433,7 @@
           <w:color w:val="2B2B2B"/>
           <w:sz w:val="22"/>
         </w:rPr>
-        <w:t>R6.</w:t>
+        <w:t>8.</w:t>
       </w:r>
       <w:r>
         <w:rPr>
@@ -2099,7 +3442,16 @@
           <w:color w:val="2B2B2B"/>
           <w:sz w:val="22"/>
         </w:rPr>
-        <w:t xml:space="preserve"> «¿Cuáles son las dos limitaciones más serias de su trabajo y qué deja como trabajo futuro?» *(Un trabajo sin limitaciones declaradas es un trabajo que no se entendió a sí mismo.)*</w:t>
+        <w:t xml:space="preserve"> «¿Cuál fue el enfoque y el alcance metodológico, y con qué técnica levantó el proceso anterior a la intranet?» </w:t>
+      </w:r>
+      <w:r>
+        <w:rPr>
+          <w:rFonts w:ascii="Calibri" w:hAnsi="Calibri"/>
+          <w:i/>
+          <w:color w:val="2B2B2B"/>
+          <w:sz w:val="22"/>
+        </w:rPr>
+        <w:t>(El hueco metodológico probable.)</w:t>
       </w:r>
     </w:p>
     <w:p>
@@ -2113,7 +3465,7 @@
           <w:color w:val="2B2B2B"/>
           <w:sz w:val="22"/>
         </w:rPr>
-        <w:t>R7.</w:t>
+        <w:t>9.</w:t>
       </w:r>
       <w:r>
         <w:rPr>
@@ -2122,7 +3474,16 @@
           <w:color w:val="2B2B2B"/>
           <w:sz w:val="22"/>
         </w:rPr>
-        <w:t xml:space="preserve"> «¿La intranet automatiza la higienización o sigue habiendo un paso manual? ¿Cuál?» *(El objetivo promete "automatizar", col. I.)*</w:t>
+        <w:t xml:space="preserve"> «¿Cuáles son las dos limitaciones más serias de su trabajo y qué deja como trabajo futuro?» </w:t>
+      </w:r>
+      <w:r>
+        <w:rPr>
+          <w:rFonts w:ascii="Calibri" w:hAnsi="Calibri"/>
+          <w:i/>
+          <w:color w:val="2B2B2B"/>
+          <w:sz w:val="22"/>
+        </w:rPr>
+        <w:t>(Un trabajo sin limitaciones declaradas es un trabajo que no se entendió a sí mismo.)</w:t>
       </w:r>
     </w:p>
     <w:p>
@@ -2136,7 +3497,7 @@
           <w:color w:val="2B2B2B"/>
           <w:sz w:val="22"/>
         </w:rPr>
-        <w:t>R8. NO se pregunta en sala:</w:t>
+        <w:t>10.</w:t>
       </w:r>
       <w:r>
         <w:rPr>
@@ -2145,7 +3506,109 @@
           <w:color w:val="2B2B2B"/>
           <w:sz w:val="22"/>
         </w:rPr>
-        <w:t xml:space="preserve"> el paradero del documento. Eso va al director antes o después de la sesión, nunca en público (§8).</w:t>
+        <w:t xml:space="preserve"> «¿La intranet automatiza la higienización o sigue habiendo un paso manual? ¿Cuál?» </w:t>
+      </w:r>
+      <w:r>
+        <w:rPr>
+          <w:rFonts w:ascii="Calibri" w:hAnsi="Calibri"/>
+          <w:i/>
+          <w:color w:val="2B2B2B"/>
+          <w:sz w:val="22"/>
+        </w:rPr>
+        <w:t>(El objetivo promete “automatizar”, col. I.)</w:t>
+      </w:r>
+    </w:p>
+    <w:p>
+      <w:pPr>
+        <w:pStyle w:val="ListBullet"/>
+      </w:pPr>
+      <w:r>
+        <w:rPr>
+          <w:rFonts w:ascii="Calibri" w:hAnsi="Calibri"/>
+          <w:b/>
+          <w:color w:val="2B2B2B"/>
+          <w:sz w:val="22"/>
+        </w:rPr>
+        <w:t>11. NO se pregunta en sala:</w:t>
+      </w:r>
+      <w:r>
+        <w:rPr>
+          <w:rFonts w:ascii="Calibri" w:hAnsi="Calibri"/>
+          <w:b w:val="0"/>
+          <w:color w:val="2B2B2B"/>
+          <w:sz w:val="22"/>
+        </w:rPr>
+        <w:t xml:space="preserve"> el paradero del documento. Eso va al director antes o después de la sesión, nunca en público (§9).</w:t>
+      </w:r>
+    </w:p>
+    <w:p>
+      <w:pPr>
+        <w:spacing w:before="140" w:after="60"/>
+      </w:pPr>
+      <w:r>
+        <w:rPr>
+          <w:rFonts w:ascii="Calibri" w:hAnsi="Calibri"/>
+          <w:b/>
+          <w:color w:val="0C2340"/>
+          <w:sz w:val="27"/>
+        </w:rPr>
+        <w:t>De las diapositivas</w:t>
+      </w:r>
+    </w:p>
+    <w:p>
+      <w:r>
+        <w:rPr>
+          <w:rFonts w:ascii="Calibri" w:hAnsi="Calibri"/>
+          <w:b/>
+          <w:color w:val="2B2B2B"/>
+          <w:sz w:val="22"/>
+        </w:rPr>
+        <w:t>Ninguna escrita de antemano:</w:t>
+      </w:r>
+      <w:r>
+        <w:rPr>
+          <w:rFonts w:ascii="Calibri" w:hAnsi="Calibri"/>
+          <w:b w:val="0"/>
+          <w:color w:val="2B2B2B"/>
+          <w:sz w:val="22"/>
+        </w:rPr>
+        <w:t xml:space="preserve"> no hay mazo (§5). Y aquí la pantalla se usa al revés que en los demás grupos —no para cotejar, sino para </w:t>
+      </w:r>
+      <w:r>
+        <w:rPr>
+          <w:rFonts w:ascii="Calibri" w:hAnsi="Calibri"/>
+          <w:b/>
+          <w:color w:val="2B2B2B"/>
+          <w:sz w:val="22"/>
+        </w:rPr>
+        <w:t>levantar</w:t>
+      </w:r>
+      <w:r>
+        <w:rPr>
+          <w:rFonts w:ascii="Calibri" w:hAnsi="Calibri"/>
+          <w:b w:val="0"/>
+          <w:color w:val="2B2B2B"/>
+          <w:sz w:val="22"/>
+        </w:rPr>
+        <w:t xml:space="preserve"> lo que falta—, así que la regla es: </w:t>
+      </w:r>
+      <w:r>
+        <w:rPr>
+          <w:rFonts w:ascii="Calibri" w:hAnsi="Calibri"/>
+          <w:b/>
+          <w:color w:val="2B2B2B"/>
+          <w:sz w:val="22"/>
+        </w:rPr>
+        <w:t>si una diapositiva contesta una de estas reservas, se tacha y se anota la respuesta</w:t>
+      </w:r>
+      <w:r>
+        <w:rPr>
+          <w:rFonts w:ascii="Calibri" w:hAnsi="Calibri"/>
+          <w:b w:val="0"/>
+          <w:color w:val="2B2B2B"/>
+          <w:sz w:val="22"/>
+        </w:rPr>
+        <w:t>; no se pregunta lo que ya se proyectó. La lista de qué capturar está en la §5.</w:t>
       </w:r>
     </w:p>
     <w:p>
@@ -2159,7 +3622,7 @@
           <w:color w:val="007433"/>
           <w:sz w:val="32"/>
         </w:rPr>
-        <w:t>6. PREGUNTAS DESPUÉS — condicionales, para marcar en caliente</w:t>
+        <w:t>7. PREGUNTAS DESPUÉS — condicionales, para marcar en caliente</w:t>
       </w:r>
     </w:p>
     <w:p>
@@ -2182,7 +3645,16 @@
           <w:color w:val="2B2B2B"/>
           <w:sz w:val="22"/>
         </w:rPr>
-        <w:t xml:space="preserve"> (ni en vivo ni en captura) → «¿Puede mostrarnos ahora la intranet, o describirnos la pantalla que usa el operador cuando llega una base nueva?» *(Es la vía para sostener «implementar».)*</w:t>
+        <w:t xml:space="preserve"> (ni en vivo ni en captura) → la pregunta 1 ya pide la pantalla; ir al segundo escalón: «¿en qué servidor o en qué dirección está instalada, y quién puede abrirla?» </w:t>
+      </w:r>
+      <w:r>
+        <w:rPr>
+          <w:rFonts w:ascii="Calibri" w:hAnsi="Calibri"/>
+          <w:i/>
+          <w:color w:val="2B2B2B"/>
+          <w:sz w:val="22"/>
+        </w:rPr>
+        <w:t>(Es la vía para sostener «implementar».)</w:t>
       </w:r>
     </w:p>
     <w:p>
@@ -2228,7 +3700,16 @@
           <w:color w:val="2B2B2B"/>
           <w:sz w:val="22"/>
         </w:rPr>
-        <w:t xml:space="preserve"> (por ejemplo «reducimos el 60% del tiempo») → «¿Sobre cuántas bases, en qué periodo y medido cómo?» *(Una cifra sin denominador no es un resultado.)*</w:t>
+        <w:t xml:space="preserve"> (por ejemplo, un 60 % de reducción del tiempo) → «¿Sobre cuántas bases, en qué periodo y medido cómo?» </w:t>
+      </w:r>
+      <w:r>
+        <w:rPr>
+          <w:rFonts w:ascii="Calibri" w:hAnsi="Calibri"/>
+          <w:i/>
+          <w:color w:val="2B2B2B"/>
+          <w:sz w:val="22"/>
+        </w:rPr>
+        <w:t>(Una cifra sin denominador no es un resultado. La cifra del ejemplo es hipotética: no se lee en sala, solo se reconoce si la dice quien expone.)</w:t>
       </w:r>
     </w:p>
     <w:p>
@@ -2251,7 +3732,16 @@
           <w:color w:val="2B2B2B"/>
           <w:sz w:val="22"/>
         </w:rPr>
-        <w:t xml:space="preserve"> → «¿Anonimizados? ¿Con qué autorización?» *(Convierte la pregunta 3 en verificación, no en teoría.)*</w:t>
+        <w:t xml:space="preserve"> → «¿Anonimizados? ¿Con qué autorización?» </w:t>
+      </w:r>
+      <w:r>
+        <w:rPr>
+          <w:rFonts w:ascii="Calibri" w:hAnsi="Calibri"/>
+          <w:i/>
+          <w:color w:val="2B2B2B"/>
+          <w:sz w:val="22"/>
+        </w:rPr>
+        <w:t>(Convierte la pregunta 3 en verificación, no en teoría.)</w:t>
       </w:r>
     </w:p>
     <w:p>
@@ -2265,7 +3755,7 @@
           <w:color w:val="2B2B2B"/>
           <w:sz w:val="22"/>
         </w:rPr>
-        <w:t>Si habló solo de la herramienta y nada del método</w:t>
+        <w:t>Si remite el indicador a lo escrito</w:t>
       </w:r>
       <w:r>
         <w:rPr>
@@ -2274,7 +3764,16 @@
           <w:color w:val="2B2B2B"/>
           <w:sz w:val="22"/>
         </w:rPr>
-        <w:t xml:space="preserve"> → «¿Cuál fue el alcance de su estudio y cómo sostiene metodológicamente la afirmación de que hubo optimización?»</w:t>
+        <w:t xml:space="preserve"> («está en el documento», «está en los anexos») → «no importa el dato exacto: deme el número aproximado, de memoria». </w:t>
+      </w:r>
+      <w:r>
+        <w:rPr>
+          <w:rFonts w:ascii="Calibri" w:hAnsi="Calibri"/>
+          <w:i/>
+          <w:color w:val="2B2B2B"/>
+          <w:sz w:val="22"/>
+        </w:rPr>
+        <w:t>(Nunca mencionar en sala que el documento no llegó a los jurados: §9.)</w:t>
       </w:r>
     </w:p>
     <w:p>
@@ -2288,7 +3787,7 @@
           <w:color w:val="2B2B2B"/>
           <w:sz w:val="22"/>
         </w:rPr>
-        <w:t>Si NO enunció los objetivos específicos</w:t>
+        <w:t>Si habló solo de la herramienta y nada del método</w:t>
       </w:r>
       <w:r>
         <w:rPr>
@@ -2297,25 +3796,7 @@
           <w:color w:val="2B2B2B"/>
           <w:sz w:val="22"/>
         </w:rPr>
-        <w:t xml:space="preserve"> → usar </w:t>
-      </w:r>
-      <w:r>
-        <w:rPr>
-          <w:rFonts w:ascii="Calibri" w:hAnsi="Calibri"/>
-          <w:b/>
-          <w:color w:val="2B2B2B"/>
-          <w:sz w:val="22"/>
-        </w:rPr>
-        <w:t>R1</w:t>
-      </w:r>
-      <w:r>
-        <w:rPr>
-          <w:rFonts w:ascii="Calibri" w:hAnsi="Calibri"/>
-          <w:b w:val="0"/>
-          <w:color w:val="2B2B2B"/>
-          <w:sz w:val="22"/>
-        </w:rPr>
-        <w:t>, pero antes que cualquier otra: sin ellos ningún jurado puede cerrar la evaluación de coherencia.</w:t>
+        <w:t xml:space="preserve"> → «¿Cuál fue el alcance de su estudio y cómo sostiene metodológicamente la afirmación de que hubo optimización?»</w:t>
       </w:r>
     </w:p>
     <w:p>
@@ -2329,7 +3810,7 @@
           <w:color w:val="2B2B2B"/>
           <w:sz w:val="22"/>
         </w:rPr>
-        <w:t>Si se pasó del tiempo y saltó los resultados</w:t>
+        <w:t>Si NO enunció los objetivos específicos</w:t>
       </w:r>
       <w:r>
         <w:rPr>
@@ -2338,7 +3819,25 @@
           <w:color w:val="2B2B2B"/>
           <w:sz w:val="22"/>
         </w:rPr>
-        <w:t xml:space="preserve"> → ir directo al último objetivo específico que haya alcanzado a mencionar: «¿Del objetivo N, qué resultado concreto obtuvo?» *(El objetivo que se salta suele ser el que no se ejecutó.)*</w:t>
+        <w:t xml:space="preserve"> → usar la </w:t>
+      </w:r>
+      <w:r>
+        <w:rPr>
+          <w:rFonts w:ascii="Calibri" w:hAnsi="Calibri"/>
+          <w:b/>
+          <w:color w:val="2B2B2B"/>
+          <w:sz w:val="22"/>
+        </w:rPr>
+        <w:t>reserva 4</w:t>
+      </w:r>
+      <w:r>
+        <w:rPr>
+          <w:rFonts w:ascii="Calibri" w:hAnsi="Calibri"/>
+          <w:b w:val="0"/>
+          <w:color w:val="2B2B2B"/>
+          <w:sz w:val="22"/>
+        </w:rPr>
+        <w:t>, pero antes que cualquier otra: sin ellos ningún jurado puede cerrar la evaluación de coherencia.</w:t>
       </w:r>
     </w:p>
     <w:p>
@@ -2352,7 +3851,7 @@
           <w:color w:val="2B2B2B"/>
           <w:sz w:val="22"/>
         </w:rPr>
-        <w:t>Si no declaró ninguna limitación</w:t>
+        <w:t>Si se pasó del tiempo y saltó los resultados</w:t>
       </w:r>
       <w:r>
         <w:rPr>
@@ -2361,7 +3860,16 @@
           <w:color w:val="2B2B2B"/>
           <w:sz w:val="22"/>
         </w:rPr>
-        <w:t xml:space="preserve"> → «Dígame dos límites de su trabajo y qué no puede afirmar con lo que hizo.» *(A nivel de especialización, la honestidad sobre los límites vale más que una promesa inflada.)*</w:t>
+        <w:t xml:space="preserve"> → ir directo al último objetivo específico que haya alcanzado a mencionar: «¿Del objetivo N, qué resultado concreto obtuvo?» </w:t>
+      </w:r>
+      <w:r>
+        <w:rPr>
+          <w:rFonts w:ascii="Calibri" w:hAnsi="Calibri"/>
+          <w:i/>
+          <w:color w:val="2B2B2B"/>
+          <w:sz w:val="22"/>
+        </w:rPr>
+        <w:t>(El objetivo que se salta suele ser el que no se ejecutó.)</w:t>
       </w:r>
     </w:p>
     <w:p>
@@ -2375,7 +3883,7 @@
           <w:color w:val="2B2B2B"/>
           <w:sz w:val="22"/>
         </w:rPr>
-        <w:t>Si afirmó en sala que sí entregó el documento</w:t>
+        <w:t>Si no declaró ninguna limitación</w:t>
       </w:r>
       <w:r>
         <w:rPr>
@@ -2384,7 +3892,16 @@
           <w:color w:val="2B2B2B"/>
           <w:sz w:val="22"/>
         </w:rPr>
-        <w:t xml:space="preserve"> → NO discutirlo en público: anotar textualmente la fecha y el canal que declare (CDigital, correo, Drive) y llevárselo al director al cierre. Puede ser un fallo de carga en la carpeta compartida y no una no entrega.</w:t>
+        <w:t xml:space="preserve"> → «Dígame dos límites de su trabajo y qué no puede afirmar con lo que hizo.» </w:t>
+      </w:r>
+      <w:r>
+        <w:rPr>
+          <w:rFonts w:ascii="Calibri" w:hAnsi="Calibri"/>
+          <w:i/>
+          <w:color w:val="2B2B2B"/>
+          <w:sz w:val="22"/>
+        </w:rPr>
+        <w:t>(A nivel de especialización, la honestidad sobre los límites vale más que una promesa inflada.)</w:t>
       </w:r>
     </w:p>
     <w:p>
@@ -2398,7 +3915,7 @@
           <w:color w:val="2B2B2B"/>
           <w:sz w:val="22"/>
         </w:rPr>
-        <w:t>Si aparece un segundo expositor no registrado en el cronograma</w:t>
+        <w:t>Si afirmó en sala que sí entregó el documento</w:t>
       </w:r>
       <w:r>
         <w:rPr>
@@ -2407,7 +3924,7 @@
           <w:color w:val="2B2B2B"/>
           <w:sz w:val="22"/>
         </w:rPr>
-        <w:t xml:space="preserve"> → dejarlo exponer con normalidad y anotarlo como observación administrativa para la Dirección; jamás cuestionar en sala la conformación del equipo.</w:t>
+        <w:t xml:space="preserve"> → NO discutirlo en público: anotar textualmente la fecha y el canal que declare (CDigital, correo, Drive) y llevárselo al director al cierre. Puede ser un fallo de carga en la carpeta compartida y no una no entrega.</w:t>
       </w:r>
     </w:p>
     <w:p>
@@ -2421,6 +3938,29 @@
           <w:color w:val="2B2B2B"/>
           <w:sz w:val="22"/>
         </w:rPr>
+        <w:t>Si aparece un segundo expositor no registrado en el cronograma</w:t>
+      </w:r>
+      <w:r>
+        <w:rPr>
+          <w:rFonts w:ascii="Calibri" w:hAnsi="Calibri"/>
+          <w:b w:val="0"/>
+          <w:color w:val="2B2B2B"/>
+          <w:sz w:val="22"/>
+        </w:rPr>
+        <w:t xml:space="preserve"> → dejarlo exponer con normalidad y anotarlo como observación administrativa para la Dirección; jamás cuestionar en sala la conformación del equipo.</w:t>
+      </w:r>
+    </w:p>
+    <w:p>
+      <w:pPr>
+        <w:pStyle w:val="ListBullet"/>
+      </w:pPr>
+      <w:r>
+        <w:rPr>
+          <w:rFonts w:ascii="Calibri" w:hAnsi="Calibri"/>
+          <w:b/>
+          <w:color w:val="2B2B2B"/>
+          <w:sz w:val="22"/>
+        </w:rPr>
         <w:t>Si respondió «no sé» con honestidad y reconduciendo a trabajo futuro</w:t>
       </w:r>
       <w:r>
@@ -2444,7 +3984,7 @@
           <w:color w:val="007433"/>
           <w:sz w:val="32"/>
         </w:rPr>
-        <w:t>7. Umbrales de nota (escala 0,1–5,0, cuatro criterios del jurado)</w:t>
+        <w:t>8. Umbrales de nota (escala 0,1–5,0, cuatro criterios del jurado)</w:t>
       </w:r>
     </w:p>
     <w:p>
@@ -2919,7 +4459,915 @@
           <w:color w:val="007433"/>
           <w:sz w:val="32"/>
         </w:rPr>
-        <w:t>8. Observaciones administrativas (no académicas)</w:t>
+        <w:t>8.1 Formulario oficial del jurado — 5 criterios en escala 1–5</w:t>
+      </w:r>
+    </w:p>
+    <w:p>
+      <w:pPr>
+        <w:ind w:left="432"/>
+        <w:shd w:val="clear" w:fill="E8F5EC"/>
+      </w:pPr>
+      <w:r>
+        <w:rPr>
+          <w:rFonts w:ascii="Calibri" w:hAnsi="Calibri"/>
+          <w:b/>
+          <w:i/>
+          <w:color w:val="2B2B2B"/>
+          <w:sz w:val="21"/>
+        </w:rPr>
+        <w:t>Instrumento distinto de los cuatro criterios de arriba.</w:t>
+      </w:r>
+      <w:r>
+        <w:rPr>
+          <w:rFonts w:ascii="Calibri" w:hAnsi="Calibri"/>
+          <w:b w:val="0"/>
+          <w:i/>
+          <w:color w:val="2B2B2B"/>
+          <w:sz w:val="21"/>
+        </w:rPr>
+        <w:t xml:space="preserve"> Son las cinco preguntas del formulario que la Dirección le pide al jurado, cada una con opciones </w:t>
+      </w:r>
+      <w:r>
+        <w:rPr>
+          <w:rFonts w:ascii="Calibri" w:hAnsi="Calibri"/>
+          <w:b/>
+          <w:i/>
+          <w:color w:val="2B2B2B"/>
+          <w:sz w:val="21"/>
+        </w:rPr>
+        <w:t>1 2 3 4 5</w:t>
+      </w:r>
+      <w:r>
+        <w:rPr>
+          <w:rFonts w:ascii="Calibri" w:hAnsi="Calibri"/>
+          <w:b w:val="0"/>
+          <w:i/>
+          <w:color w:val="2B2B2B"/>
+          <w:sz w:val="21"/>
+        </w:rPr>
+        <w:t xml:space="preserve">. </w:t>
+      </w:r>
+      <w:r>
+        <w:rPr>
+          <w:rFonts w:ascii="Calibri" w:hAnsi="Calibri"/>
+          <w:b/>
+          <w:i/>
+          <w:color w:val="2B2B2B"/>
+          <w:sz w:val="21"/>
+        </w:rPr>
+        <w:t>Ninguna califica la sustentación oral:</w:t>
+      </w:r>
+      <w:r>
+        <w:rPr>
+          <w:rFonts w:ascii="Calibri" w:hAnsi="Calibri"/>
+          <w:b w:val="0"/>
+          <w:i/>
+          <w:color w:val="2B2B2B"/>
+          <w:sz w:val="21"/>
+        </w:rPr>
+        <w:t xml:space="preserve"> las cinco se responden con el documento, así que van precargadas con la página que las sostiene y en sala solo se confirman.</w:t>
+      </w:r>
+    </w:p>
+    <w:p>
+      <w:pPr>
+        <w:ind w:left="432"/>
+        <w:shd w:val="clear" w:fill="E8F5EC"/>
+      </w:pPr>
+    </w:p>
+    <w:p>
+      <w:pPr>
+        <w:ind w:left="432"/>
+        <w:shd w:val="clear" w:fill="E8F5EC"/>
+      </w:pPr>
+      <w:r>
+        <w:rPr>
+          <w:rFonts w:ascii="Calibri" w:hAnsi="Calibri"/>
+          <w:b w:val="0"/>
+          <w:i/>
+          <w:color w:val="2B2B2B"/>
+          <w:sz w:val="21"/>
+        </w:rPr>
+        <w:t xml:space="preserve">Lectura de la escala, fijada de antemano: </w:t>
+      </w:r>
+      <w:r>
+        <w:rPr>
+          <w:rFonts w:ascii="Calibri" w:hAnsi="Calibri"/>
+          <w:b/>
+          <w:i/>
+          <w:color w:val="2B2B2B"/>
+          <w:sz w:val="21"/>
+        </w:rPr>
+        <w:t>5</w:t>
+      </w:r>
+      <w:r>
+        <w:rPr>
+          <w:rFonts w:ascii="Calibri" w:hAnsi="Calibri"/>
+          <w:b w:val="0"/>
+          <w:i/>
+          <w:color w:val="2B2B2B"/>
+          <w:sz w:val="21"/>
+        </w:rPr>
+        <w:t xml:space="preserve"> sobresaliente, sin reparos de fondo · </w:t>
+      </w:r>
+      <w:r>
+        <w:rPr>
+          <w:rFonts w:ascii="Calibri" w:hAnsi="Calibri"/>
+          <w:b/>
+          <w:i/>
+          <w:color w:val="2B2B2B"/>
+          <w:sz w:val="21"/>
+        </w:rPr>
+        <w:t>4</w:t>
+      </w:r>
+      <w:r>
+        <w:rPr>
+          <w:rFonts w:ascii="Calibri" w:hAnsi="Calibri"/>
+          <w:b w:val="0"/>
+          <w:i/>
+          <w:color w:val="2B2B2B"/>
+          <w:sz w:val="21"/>
+        </w:rPr>
+        <w:t xml:space="preserve"> sólido, con reparos menores y declarados · </w:t>
+      </w:r>
+      <w:r>
+        <w:rPr>
+          <w:rFonts w:ascii="Calibri" w:hAnsi="Calibri"/>
+          <w:b/>
+          <w:i/>
+          <w:color w:val="2B2B2B"/>
+          <w:sz w:val="21"/>
+        </w:rPr>
+        <w:t>3</w:t>
+      </w:r>
+      <w:r>
+        <w:rPr>
+          <w:rFonts w:ascii="Calibri" w:hAnsi="Calibri"/>
+          <w:b w:val="0"/>
+          <w:i/>
+          <w:color w:val="2B2B2B"/>
+          <w:sz w:val="21"/>
+        </w:rPr>
+        <w:t xml:space="preserve"> aceptable, con un reparo de fondo que el documento no resuelve · </w:t>
+      </w:r>
+      <w:r>
+        <w:rPr>
+          <w:rFonts w:ascii="Calibri" w:hAnsi="Calibri"/>
+          <w:b/>
+          <w:i/>
+          <w:color w:val="2B2B2B"/>
+          <w:sz w:val="21"/>
+        </w:rPr>
+        <w:t>2</w:t>
+      </w:r>
+      <w:r>
+        <w:rPr>
+          <w:rFonts w:ascii="Calibri" w:hAnsi="Calibri"/>
+          <w:b w:val="0"/>
+          <w:i/>
+          <w:color w:val="2B2B2B"/>
+          <w:sz w:val="21"/>
+        </w:rPr>
+        <w:t xml:space="preserve"> deficiente: hay material, pero se contradice o no sostiene lo que afirma · </w:t>
+      </w:r>
+      <w:r>
+        <w:rPr>
+          <w:rFonts w:ascii="Calibri" w:hAnsi="Calibri"/>
+          <w:b/>
+          <w:i/>
+          <w:color w:val="2B2B2B"/>
+          <w:sz w:val="21"/>
+        </w:rPr>
+        <w:t>1</w:t>
+      </w:r>
+      <w:r>
+        <w:rPr>
+          <w:rFonts w:ascii="Calibri" w:hAnsi="Calibri"/>
+          <w:b w:val="0"/>
+          <w:i/>
+          <w:color w:val="2B2B2B"/>
+          <w:sz w:val="21"/>
+        </w:rPr>
+        <w:t xml:space="preserve"> sin base verificable en el documento.</w:t>
+      </w:r>
+    </w:p>
+    <w:p>
+      <w:pPr>
+        <w:ind w:left="432"/>
+        <w:shd w:val="clear" w:fill="E8F5EC"/>
+      </w:pPr>
+    </w:p>
+    <w:p>
+      <w:pPr>
+        <w:ind w:left="432"/>
+        <w:shd w:val="clear" w:fill="E8F5EC"/>
+      </w:pPr>
+      <w:r>
+        <w:rPr>
+          <w:rFonts w:ascii="Calibri" w:hAnsi="Calibri"/>
+          <w:b w:val="0"/>
+          <w:i/>
+          <w:color w:val="2B2B2B"/>
+          <w:sz w:val="21"/>
+        </w:rPr>
+        <w:t xml:space="preserve">⚠️ </w:t>
+      </w:r>
+      <w:r>
+        <w:rPr>
+          <w:rFonts w:ascii="Calibri" w:hAnsi="Calibri"/>
+          <w:b/>
+          <w:i/>
+          <w:color w:val="2B2B2B"/>
+          <w:sz w:val="21"/>
+        </w:rPr>
+        <w:t>Este 1–5 no es la nota del acta.</w:t>
+      </w:r>
+      <w:r>
+        <w:rPr>
+          <w:rFonts w:ascii="Calibri" w:hAnsi="Calibri"/>
+          <w:b w:val="0"/>
+          <w:i/>
+          <w:color w:val="2B2B2B"/>
+          <w:sz w:val="21"/>
+        </w:rPr>
+        <w:t xml:space="preserve"> La nota que se reporta sale de los cuatro criterios y de los umbrales de esta §8. La casilla del formulario la marca el jurado humano; esto es una propuesta con página.</w:t>
+      </w:r>
+    </w:p>
+    <w:p>
+      <w:r>
+        <w:rPr>
+          <w:rFonts w:ascii="Calibri" w:hAnsi="Calibri"/>
+          <w:b/>
+          <w:color w:val="2B2B2B"/>
+          <w:sz w:val="22"/>
+        </w:rPr>
+        <w:t>No hay base documental para responderlo.</w:t>
+      </w:r>
+      <w:r>
+        <w:rPr>
+          <w:rFonts w:ascii="Calibri" w:hAnsi="Calibri"/>
+          <w:b w:val="0"/>
+          <w:color w:val="2B2B2B"/>
+          <w:sz w:val="22"/>
+        </w:rPr>
+        <w:t xml:space="preserve"> Este grupo no entregó trabajo de grado ni presentación a la carpeta de jurados (cero archivos, verificado el 15/08/2026), y los cinco criterios se responden con el documento. </w:t>
+      </w:r>
+      <w:r>
+        <w:rPr>
+          <w:rFonts w:ascii="Calibri" w:hAnsi="Calibri"/>
+          <w:b/>
+          <w:color w:val="2B2B2B"/>
+          <w:sz w:val="22"/>
+        </w:rPr>
+        <w:t>No se inventa un número.</w:t>
+      </w:r>
+      <w:r>
+        <w:rPr>
+          <w:rFonts w:ascii="Calibri" w:hAnsi="Calibri"/>
+          <w:b w:val="0"/>
+          <w:color w:val="2B2B2B"/>
+          <w:sz w:val="22"/>
+        </w:rPr>
+        <w:t xml:space="preserve"> El formulario es de opción obligatoria, así que en sala hay que marcar algo: estas son las dos únicas lecturas sostenibles, y </w:t>
+      </w:r>
+      <w:r>
+        <w:rPr>
+          <w:rFonts w:ascii="Calibri" w:hAnsi="Calibri"/>
+          <w:b/>
+          <w:color w:val="2B2B2B"/>
+          <w:sz w:val="22"/>
+        </w:rPr>
+        <w:t>ningún criterio pasa de 3 sin documento</w:t>
+      </w:r>
+      <w:r>
+        <w:rPr>
+          <w:rFonts w:ascii="Calibri" w:hAnsi="Calibri"/>
+          <w:b w:val="0"/>
+          <w:color w:val="2B2B2B"/>
+          <w:sz w:val="22"/>
+        </w:rPr>
+        <w:t>, porque por encima de 3 la escala afirma calidad verificable.</w:t>
+      </w:r>
+    </w:p>
+    <w:tbl>
+      <w:tblPr>
+        <w:tblStyle w:val="TableGrid"/>
+        <w:tblW w:type="auto" w:w="0"/>
+        <w:tblLook w:firstColumn="1" w:firstRow="1" w:lastColumn="0" w:lastRow="0" w:noHBand="0" w:noVBand="1" w:val="04A0"/>
+      </w:tblPr>
+      <w:tblGrid>
+        <w:gridCol w:w="2448"/>
+        <w:gridCol w:w="2448"/>
+        <w:gridCol w:w="2448"/>
+        <w:gridCol w:w="2448"/>
+      </w:tblGrid>
+      <w:tr>
+        <w:tc>
+          <w:tcPr>
+            <w:tcW w:type="dxa" w:w="2448"/>
+            <w:shd w:val="clear" w:fill="0C2340"/>
+            <w:shd w:val="clear" w:fill="0C2340"/>
+          </w:tcPr>
+          <w:p>
+            <w:r>
+              <w:rPr>
+                <w:rFonts w:ascii="Calibri" w:hAnsi="Calibri"/>
+                <w:b/>
+                <w:color w:val="FFFFFF"/>
+              </w:rPr>
+            </w:r>
+            <w:r>
+              <w:rPr>
+                <w:rFonts w:ascii="Calibri" w:hAnsi="Calibri"/>
+                <w:b/>
+                <w:color w:val="FFFFFF"/>
+                <w:sz w:val="21"/>
+              </w:rPr>
+              <w:t>#</w:t>
+            </w:r>
+          </w:p>
+        </w:tc>
+        <w:tc>
+          <w:tcPr>
+            <w:tcW w:type="dxa" w:w="2448"/>
+            <w:shd w:val="clear" w:fill="0C2340"/>
+            <w:shd w:val="clear" w:fill="0C2340"/>
+          </w:tcPr>
+          <w:p>
+            <w:r>
+              <w:rPr>
+                <w:rFonts w:ascii="Calibri" w:hAnsi="Calibri"/>
+                <w:b/>
+                <w:color w:val="FFFFFF"/>
+              </w:rPr>
+            </w:r>
+            <w:r>
+              <w:rPr>
+                <w:rFonts w:ascii="Calibri" w:hAnsi="Calibri"/>
+                <w:b/>
+                <w:color w:val="FFFFFF"/>
+                <w:sz w:val="21"/>
+              </w:rPr>
+              <w:t>Criterio</w:t>
+            </w:r>
+          </w:p>
+        </w:tc>
+        <w:tc>
+          <w:tcPr>
+            <w:tcW w:type="dxa" w:w="2448"/>
+            <w:shd w:val="clear" w:fill="0C2340"/>
+            <w:shd w:val="clear" w:fill="0C2340"/>
+          </w:tcPr>
+          <w:p>
+            <w:r>
+              <w:rPr>
+                <w:rFonts w:ascii="Calibri" w:hAnsi="Calibri"/>
+                <w:b/>
+                <w:color w:val="FFFFFF"/>
+              </w:rPr>
+            </w:r>
+            <w:r>
+              <w:rPr>
+                <w:rFonts w:ascii="Calibri" w:hAnsi="Calibri"/>
+                <w:b/>
+                <w:color w:val="FFFFFF"/>
+                <w:sz w:val="21"/>
+              </w:rPr>
+              <w:t>Si expone con orden y cierra sus objetivos</w:t>
+            </w:r>
+          </w:p>
+        </w:tc>
+        <w:tc>
+          <w:tcPr>
+            <w:tcW w:type="dxa" w:w="2448"/>
+            <w:shd w:val="clear" w:fill="0C2340"/>
+            <w:shd w:val="clear" w:fill="0C2340"/>
+          </w:tcPr>
+          <w:p>
+            <w:r>
+              <w:rPr>
+                <w:rFonts w:ascii="Calibri" w:hAnsi="Calibri"/>
+                <w:b/>
+                <w:color w:val="FFFFFF"/>
+              </w:rPr>
+            </w:r>
+            <w:r>
+              <w:rPr>
+                <w:rFonts w:ascii="Calibri" w:hAnsi="Calibri"/>
+                <w:b/>
+                <w:color w:val="FFFFFF"/>
+                <w:sz w:val="21"/>
+              </w:rPr>
+              <w:t>Si no cierra los objetivos</w:t>
+            </w:r>
+          </w:p>
+        </w:tc>
+      </w:tr>
+      <w:tr>
+        <w:tc>
+          <w:tcPr>
+            <w:tcW w:type="dxa" w:w="2448"/>
+          </w:tcPr>
+          <w:p>
+            <w:r/>
+            <w:r>
+              <w:rPr>
+                <w:rFonts w:ascii="Calibri" w:hAnsi="Calibri"/>
+                <w:b w:val="0"/>
+                <w:color w:val="2B2B2B"/>
+                <w:sz w:val="20"/>
+              </w:rPr>
+              <w:t>1</w:t>
+            </w:r>
+          </w:p>
+        </w:tc>
+        <w:tc>
+          <w:tcPr>
+            <w:tcW w:type="dxa" w:w="2448"/>
+          </w:tcPr>
+          <w:p>
+            <w:r/>
+            <w:r>
+              <w:rPr>
+                <w:rFonts w:ascii="Calibri" w:hAnsi="Calibri"/>
+                <w:b w:val="0"/>
+                <w:color w:val="2B2B2B"/>
+                <w:sz w:val="20"/>
+              </w:rPr>
+              <w:t>Planteamiento de la problemática y formulación de objetivos</w:t>
+            </w:r>
+          </w:p>
+        </w:tc>
+        <w:tc>
+          <w:tcPr>
+            <w:tcW w:type="dxa" w:w="2448"/>
+          </w:tcPr>
+          <w:p>
+            <w:r/>
+            <w:r>
+              <w:rPr>
+                <w:rFonts w:ascii="Calibri" w:hAnsi="Calibri"/>
+                <w:b/>
+                <w:color w:val="2B2B2B"/>
+                <w:sz w:val="20"/>
+              </w:rPr>
+              <w:t>3</w:t>
+            </w:r>
+          </w:p>
+        </w:tc>
+        <w:tc>
+          <w:tcPr>
+            <w:tcW w:type="dxa" w:w="2448"/>
+          </w:tcPr>
+          <w:p>
+            <w:r/>
+            <w:r>
+              <w:rPr>
+                <w:rFonts w:ascii="Calibri" w:hAnsi="Calibri"/>
+                <w:b/>
+                <w:color w:val="2B2B2B"/>
+                <w:sz w:val="20"/>
+              </w:rPr>
+              <w:t>2</w:t>
+            </w:r>
+          </w:p>
+        </w:tc>
+      </w:tr>
+      <w:tr>
+        <w:tc>
+          <w:tcPr>
+            <w:tcW w:type="dxa" w:w="2448"/>
+            <w:shd w:val="clear" w:fill="F5F7F5"/>
+            <w:shd w:val="clear" w:fill="F5F7F5"/>
+          </w:tcPr>
+          <w:p>
+            <w:r/>
+            <w:r>
+              <w:rPr>
+                <w:rFonts w:ascii="Calibri" w:hAnsi="Calibri"/>
+                <w:b w:val="0"/>
+                <w:color w:val="2B2B2B"/>
+                <w:sz w:val="20"/>
+              </w:rPr>
+              <w:t>2</w:t>
+            </w:r>
+          </w:p>
+        </w:tc>
+        <w:tc>
+          <w:tcPr>
+            <w:tcW w:type="dxa" w:w="2448"/>
+            <w:shd w:val="clear" w:fill="F5F7F5"/>
+            <w:shd w:val="clear" w:fill="F5F7F5"/>
+          </w:tcPr>
+          <w:p>
+            <w:r/>
+            <w:r>
+              <w:rPr>
+                <w:rFonts w:ascii="Calibri" w:hAnsi="Calibri"/>
+                <w:b w:val="0"/>
+                <w:color w:val="2B2B2B"/>
+                <w:sz w:val="20"/>
+              </w:rPr>
+              <w:t>Marco teórico y referentes conceptuales</w:t>
+            </w:r>
+          </w:p>
+        </w:tc>
+        <w:tc>
+          <w:tcPr>
+            <w:tcW w:type="dxa" w:w="2448"/>
+            <w:shd w:val="clear" w:fill="F5F7F5"/>
+            <w:shd w:val="clear" w:fill="F5F7F5"/>
+          </w:tcPr>
+          <w:p>
+            <w:r/>
+            <w:r>
+              <w:rPr>
+                <w:rFonts w:ascii="Calibri" w:hAnsi="Calibri"/>
+                <w:b/>
+                <w:color w:val="2B2B2B"/>
+                <w:sz w:val="20"/>
+              </w:rPr>
+              <w:t>2</w:t>
+            </w:r>
+          </w:p>
+        </w:tc>
+        <w:tc>
+          <w:tcPr>
+            <w:tcW w:type="dxa" w:w="2448"/>
+            <w:shd w:val="clear" w:fill="F5F7F5"/>
+            <w:shd w:val="clear" w:fill="F5F7F5"/>
+          </w:tcPr>
+          <w:p>
+            <w:r/>
+            <w:r>
+              <w:rPr>
+                <w:rFonts w:ascii="Calibri" w:hAnsi="Calibri"/>
+                <w:b/>
+                <w:color w:val="2B2B2B"/>
+                <w:sz w:val="20"/>
+              </w:rPr>
+              <w:t>1</w:t>
+            </w:r>
+          </w:p>
+        </w:tc>
+      </w:tr>
+      <w:tr>
+        <w:tc>
+          <w:tcPr>
+            <w:tcW w:type="dxa" w:w="2448"/>
+          </w:tcPr>
+          <w:p>
+            <w:r/>
+            <w:r>
+              <w:rPr>
+                <w:rFonts w:ascii="Calibri" w:hAnsi="Calibri"/>
+                <w:b w:val="0"/>
+                <w:color w:val="2B2B2B"/>
+                <w:sz w:val="20"/>
+              </w:rPr>
+              <w:t>3</w:t>
+            </w:r>
+          </w:p>
+        </w:tc>
+        <w:tc>
+          <w:tcPr>
+            <w:tcW w:type="dxa" w:w="2448"/>
+          </w:tcPr>
+          <w:p>
+            <w:r/>
+            <w:r>
+              <w:rPr>
+                <w:rFonts w:ascii="Calibri" w:hAnsi="Calibri"/>
+                <w:b w:val="0"/>
+                <w:color w:val="2B2B2B"/>
+                <w:sz w:val="20"/>
+              </w:rPr>
+              <w:t>Metodología, muestra y coherencia del diseño</w:t>
+            </w:r>
+          </w:p>
+        </w:tc>
+        <w:tc>
+          <w:tcPr>
+            <w:tcW w:type="dxa" w:w="2448"/>
+          </w:tcPr>
+          <w:p>
+            <w:r/>
+            <w:r>
+              <w:rPr>
+                <w:rFonts w:ascii="Calibri" w:hAnsi="Calibri"/>
+                <w:b/>
+                <w:color w:val="2B2B2B"/>
+                <w:sz w:val="20"/>
+              </w:rPr>
+              <w:t>2</w:t>
+            </w:r>
+          </w:p>
+        </w:tc>
+        <w:tc>
+          <w:tcPr>
+            <w:tcW w:type="dxa" w:w="2448"/>
+          </w:tcPr>
+          <w:p>
+            <w:r/>
+            <w:r>
+              <w:rPr>
+                <w:rFonts w:ascii="Calibri" w:hAnsi="Calibri"/>
+                <w:b/>
+                <w:color w:val="2B2B2B"/>
+                <w:sz w:val="20"/>
+              </w:rPr>
+              <w:t>1</w:t>
+            </w:r>
+          </w:p>
+        </w:tc>
+      </w:tr>
+      <w:tr>
+        <w:tc>
+          <w:tcPr>
+            <w:tcW w:type="dxa" w:w="2448"/>
+            <w:shd w:val="clear" w:fill="F5F7F5"/>
+            <w:shd w:val="clear" w:fill="F5F7F5"/>
+          </w:tcPr>
+          <w:p>
+            <w:r/>
+            <w:r>
+              <w:rPr>
+                <w:rFonts w:ascii="Calibri" w:hAnsi="Calibri"/>
+                <w:b w:val="0"/>
+                <w:color w:val="2B2B2B"/>
+                <w:sz w:val="20"/>
+              </w:rPr>
+              <w:t>4</w:t>
+            </w:r>
+          </w:p>
+        </w:tc>
+        <w:tc>
+          <w:tcPr>
+            <w:tcW w:type="dxa" w:w="2448"/>
+            <w:shd w:val="clear" w:fill="F5F7F5"/>
+            <w:shd w:val="clear" w:fill="F5F7F5"/>
+          </w:tcPr>
+          <w:p>
+            <w:r/>
+            <w:r>
+              <w:rPr>
+                <w:rFonts w:ascii="Calibri" w:hAnsi="Calibri"/>
+                <w:b w:val="0"/>
+                <w:color w:val="2B2B2B"/>
+                <w:sz w:val="20"/>
+              </w:rPr>
+              <w:t>Resultados y conclusiones</w:t>
+            </w:r>
+          </w:p>
+        </w:tc>
+        <w:tc>
+          <w:tcPr>
+            <w:tcW w:type="dxa" w:w="2448"/>
+            <w:shd w:val="clear" w:fill="F5F7F5"/>
+            <w:shd w:val="clear" w:fill="F5F7F5"/>
+          </w:tcPr>
+          <w:p>
+            <w:r/>
+            <w:r>
+              <w:rPr>
+                <w:rFonts w:ascii="Calibri" w:hAnsi="Calibri"/>
+                <w:b/>
+                <w:color w:val="2B2B2B"/>
+                <w:sz w:val="20"/>
+              </w:rPr>
+              <w:t>2</w:t>
+            </w:r>
+          </w:p>
+        </w:tc>
+        <w:tc>
+          <w:tcPr>
+            <w:tcW w:type="dxa" w:w="2448"/>
+            <w:shd w:val="clear" w:fill="F5F7F5"/>
+            <w:shd w:val="clear" w:fill="F5F7F5"/>
+          </w:tcPr>
+          <w:p>
+            <w:r/>
+            <w:r>
+              <w:rPr>
+                <w:rFonts w:ascii="Calibri" w:hAnsi="Calibri"/>
+                <w:b/>
+                <w:color w:val="2B2B2B"/>
+                <w:sz w:val="20"/>
+              </w:rPr>
+              <w:t>1</w:t>
+            </w:r>
+          </w:p>
+        </w:tc>
+      </w:tr>
+      <w:tr>
+        <w:tc>
+          <w:tcPr>
+            <w:tcW w:type="dxa" w:w="2448"/>
+          </w:tcPr>
+          <w:p>
+            <w:r/>
+            <w:r>
+              <w:rPr>
+                <w:rFonts w:ascii="Calibri" w:hAnsi="Calibri"/>
+                <w:b w:val="0"/>
+                <w:color w:val="2B2B2B"/>
+                <w:sz w:val="20"/>
+              </w:rPr>
+              <w:t>5</w:t>
+            </w:r>
+          </w:p>
+        </w:tc>
+        <w:tc>
+          <w:tcPr>
+            <w:tcW w:type="dxa" w:w="2448"/>
+          </w:tcPr>
+          <w:p>
+            <w:r/>
+            <w:r>
+              <w:rPr>
+                <w:rFonts w:ascii="Calibri" w:hAnsi="Calibri"/>
+                <w:b w:val="0"/>
+                <w:color w:val="2B2B2B"/>
+                <w:sz w:val="20"/>
+              </w:rPr>
+              <w:t>Pertinencia disciplinar y articulación con la especialización</w:t>
+            </w:r>
+          </w:p>
+        </w:tc>
+        <w:tc>
+          <w:tcPr>
+            <w:tcW w:type="dxa" w:w="2448"/>
+          </w:tcPr>
+          <w:p>
+            <w:r/>
+            <w:r>
+              <w:rPr>
+                <w:rFonts w:ascii="Calibri" w:hAnsi="Calibri"/>
+                <w:b/>
+                <w:color w:val="2B2B2B"/>
+                <w:sz w:val="20"/>
+              </w:rPr>
+              <w:t>3</w:t>
+            </w:r>
+          </w:p>
+        </w:tc>
+        <w:tc>
+          <w:tcPr>
+            <w:tcW w:type="dxa" w:w="2448"/>
+          </w:tcPr>
+          <w:p>
+            <w:r/>
+            <w:r>
+              <w:rPr>
+                <w:rFonts w:ascii="Calibri" w:hAnsi="Calibri"/>
+                <w:b/>
+                <w:color w:val="2B2B2B"/>
+                <w:sz w:val="20"/>
+              </w:rPr>
+              <w:t>2</w:t>
+            </w:r>
+          </w:p>
+        </w:tc>
+      </w:tr>
+      <w:tr>
+        <w:tc>
+          <w:tcPr>
+            <w:tcW w:type="dxa" w:w="2448"/>
+            <w:shd w:val="clear" w:fill="F5F7F5"/>
+            <w:shd w:val="clear" w:fill="F5F7F5"/>
+          </w:tcPr>
+          <w:p>
+            <w:r/>
+          </w:p>
+        </w:tc>
+        <w:tc>
+          <w:tcPr>
+            <w:tcW w:type="dxa" w:w="2448"/>
+            <w:shd w:val="clear" w:fill="F5F7F5"/>
+            <w:shd w:val="clear" w:fill="F5F7F5"/>
+          </w:tcPr>
+          <w:p>
+            <w:r/>
+            <w:r>
+              <w:rPr>
+                <w:rFonts w:ascii="Calibri" w:hAnsi="Calibri"/>
+                <w:b/>
+                <w:color w:val="2B2B2B"/>
+                <w:sz w:val="20"/>
+              </w:rPr>
+              <w:t>Suma</w:t>
+            </w:r>
+          </w:p>
+        </w:tc>
+        <w:tc>
+          <w:tcPr>
+            <w:tcW w:type="dxa" w:w="2448"/>
+            <w:shd w:val="clear" w:fill="F5F7F5"/>
+            <w:shd w:val="clear" w:fill="F5F7F5"/>
+          </w:tcPr>
+          <w:p>
+            <w:r/>
+            <w:r>
+              <w:rPr>
+                <w:rFonts w:ascii="Calibri" w:hAnsi="Calibri"/>
+                <w:b/>
+                <w:color w:val="2B2B2B"/>
+                <w:sz w:val="20"/>
+              </w:rPr>
+              <w:t>12 / 25</w:t>
+            </w:r>
+          </w:p>
+        </w:tc>
+        <w:tc>
+          <w:tcPr>
+            <w:tcW w:type="dxa" w:w="2448"/>
+            <w:shd w:val="clear" w:fill="F5F7F5"/>
+            <w:shd w:val="clear" w:fill="F5F7F5"/>
+          </w:tcPr>
+          <w:p>
+            <w:r/>
+            <w:r>
+              <w:rPr>
+                <w:rFonts w:ascii="Calibri" w:hAnsi="Calibri"/>
+                <w:b/>
+                <w:color w:val="2B2B2B"/>
+                <w:sz w:val="20"/>
+              </w:rPr>
+              <w:t>7 / 25</w:t>
+            </w:r>
+          </w:p>
+        </w:tc>
+      </w:tr>
+    </w:tbl>
+    <w:p/>
+    <w:p>
+      <w:r>
+        <w:rPr>
+          <w:rFonts w:ascii="Calibri" w:hAnsi="Calibri"/>
+          <w:b/>
+          <w:color w:val="2B2B2B"/>
+          <w:sz w:val="22"/>
+        </w:rPr>
+        <w:t>En los dos escenarios, dejar escrito en el formulario y en el acta:</w:t>
+      </w:r>
+      <w:r>
+        <w:rPr>
+          <w:rFonts w:ascii="Calibri" w:hAnsi="Calibri"/>
+          <w:b w:val="0"/>
+          <w:color w:val="2B2B2B"/>
+          <w:sz w:val="22"/>
+        </w:rPr>
+        <w:t xml:space="preserve"> «respondido únicamente sobre la exposición oral; el grupo no entregó trabajo de grado ni presentación a la carpeta de jurados (verificado el 15/08/2026)». Sin esa constancia, un 2 parece un juicio sobre el trabajo cuando es la consecuencia de que no haya trabajo que leer.</w:t>
+      </w:r>
+    </w:p>
+    <w:p>
+      <w:r>
+        <w:rPr>
+          <w:rFonts w:ascii="Calibri" w:hAnsi="Calibri"/>
+          <w:b/>
+          <w:color w:val="2B2B2B"/>
+          <w:sz w:val="22"/>
+        </w:rPr>
+        <w:t>Detalle completo y qué preguntarle a la Dirección:</w:t>
+      </w:r>
+      <w:r>
+        <w:rPr>
+          <w:rFonts w:ascii="Calibri" w:hAnsi="Calibri"/>
+          <w:b w:val="0"/>
+          <w:color w:val="2B2B2B"/>
+          <w:sz w:val="22"/>
+        </w:rPr>
+        <w:t xml:space="preserve"> </w:t>
+      </w:r>
+      <w:r>
+        <w:rPr>
+          <w:rFonts w:ascii="Consolas" w:hAnsi="Consolas"/>
+          <w:color w:val="111111"/>
+          <w:sz w:val="21"/>
+        </w:rPr>
+        <w:t>4 - Evaluacion.md</w:t>
+      </w:r>
+      <w:r>
+        <w:rPr>
+          <w:rFonts w:ascii="Calibri" w:hAnsi="Calibri"/>
+          <w:b w:val="0"/>
+          <w:color w:val="2B2B2B"/>
+          <w:sz w:val="22"/>
+        </w:rPr>
+        <w:t>, §3.</w:t>
+      </w:r>
+    </w:p>
+    <w:p>
+      <w:pPr>
+        <w:spacing w:before="200" w:after="60"/>
+      </w:pPr>
+      <w:r>
+        <w:rPr>
+          <w:rFonts w:ascii="Calibri" w:hAnsi="Calibri"/>
+          <w:b/>
+          <w:color w:val="007433"/>
+          <w:sz w:val="32"/>
+        </w:rPr>
+        <w:t>9. Observaciones administrativas (no académicas)</w:t>
       </w:r>
     </w:p>
     <w:p>
@@ -3194,7 +5642,7 @@
           <w:color w:val="2B2B2B"/>
           <w:sz w:val="22"/>
         </w:rPr>
-        <w:t xml:space="preserve">. No es un detalle cosmético — si las citaciones y la solicitud de documentos se enviaron a esa dirección, es muy posible que la estudiante </w:t>
+        <w:t xml:space="preserve">. No es un detalle cosmético — si las citaciones y la solicitud de documentos se enviaron a esa dirección, es muy posible que </w:t>
       </w:r>
       <w:r>
         <w:rPr>
@@ -3203,7 +5651,7 @@
           <w:color w:val="2B2B2B"/>
           <w:sz w:val="22"/>
         </w:rPr>
-        <w:t>nunca las haya recibido</w:t>
+        <w:t>nunca hayan llegado</w:t>
       </w:r>
       <w:r>
         <w:rPr>
@@ -3212,7 +5660,7 @@
           <w:color w:val="2B2B2B"/>
           <w:sz w:val="22"/>
         </w:rPr>
-        <w:t>, lo que explicaría el punto 1. Vale la pena que la Dirección la contacte por otro canal.</w:t>
+        <w:t>, lo que explicaría el punto 1. Vale la pena que la Dirección busque otro canal de contacto.</w:t>
       </w:r>
     </w:p>
     <w:p>
@@ -3244,7 +5692,7 @@
           <w:color w:val="2B2B2B"/>
           <w:sz w:val="22"/>
         </w:rPr>
-        <w:t>una sola estudiante</w:t>
+        <w:t>una sola persona</w:t>
       </w:r>
       <w:r>
         <w:rPr>
